--- a/india-ageing-atlas/biological_age_gap_2026/submission_assets/docx/00_cover_letter.docx
+++ b/india-ageing-atlas/biological_age_gap_2026/submission_assets/docx/00_cover_letter.docx
@@ -1,23 +1,22 @@
 
 <file path=word/document.xml><?xml version="1.0" encoding="utf-8"?>
-<w:document xmlns:wpc="http://schemas.microsoft.com/office/word/2010/wordprocessingCanvas" xmlns:cx="http://schemas.microsoft.com/office/drawing/2014/chartex" xmlns:cx1="http://schemas.microsoft.com/office/drawing/2015/9/8/chartex" xmlns:cx2="http://schemas.microsoft.com/office/drawing/2015/10/21/chartex" xmlns:cx3="http://schemas.microsoft.com/office/drawing/2016/5/9/chartex" xmlns:cx4="http://schemas.microsoft.com/office/drawing/2016/5/10/chartex" xmlns:cx5="http://schemas.microsoft.com/office/drawing/2016/5/11/chartex" xmlns:cx6="http://schemas.microsoft.com/office/drawing/2016/5/12/chartex" xmlns:cx7="http://schemas.microsoft.com/office/drawing/2016/5/13/chartex" xmlns:cx8="http://schemas.microsoft.com/office/drawing/2016/5/14/chartex" xmlns:mc="http://schemas.openxmlformats.org/markup-compatibility/2006" xmlns:aink="http://schemas.microsoft.com/office/drawing/2016/ink" xmlns:am3d="http://schemas.microsoft.com/office/drawing/2017/model3d" xmlns:o="urn:schemas-microsoft-com:office:office" xmlns:oel="http://schemas.microsoft.com/office/2019/extlst" xmlns:r="http://schemas.openxmlformats.org/officeDocument/2006/relationships" xmlns:m="http://schemas.openxmlformats.org/officeDocument/2006/math" xmlns:v="urn:schemas-microsoft-com:vml" xmlns:wp14="http://schemas.microsoft.com/office/word/2010/wordprocessingDrawing" xmlns:wp="http://schemas.openxmlformats.org/drawingml/2006/wordprocessingDrawing" xmlns:w10="urn:schemas-microsoft-com:office:word" xmlns:w="http://schemas.openxmlformats.org/wordprocessingml/2006/main" xmlns:w14="http://schemas.microsoft.com/office/word/2010/wordml" xmlns:w15="http://schemas.microsoft.com/office/word/2012/wordml" xmlns:w16cex="http://schemas.microsoft.com/office/word/2018/wordml/cex" xmlns:w16cid="http://schemas.microsoft.com/office/word/2016/wordml/cid" xmlns:w16="http://schemas.microsoft.com/office/word/2018/wordml" xmlns:w16du="http://schemas.microsoft.com/office/word/2023/wordml/word16du" xmlns:w16sdtdh="http://schemas.microsoft.com/office/word/2020/wordml/sdtdatahash" xmlns:w16sdtfl="http://schemas.microsoft.com/office/word/2024/wordml/sdtformatlock" xmlns:w16se="http://schemas.microsoft.com/office/word/2015/wordml/symex" xmlns:wpg="http://schemas.microsoft.com/office/word/2010/wordprocessingGroup" xmlns:wpi="http://schemas.microsoft.com/office/word/2010/wordprocessingInk" xmlns:wne="http://schemas.microsoft.com/office/word/2006/wordml" xmlns:wps="http://schemas.microsoft.com/office/word/2010/wordprocessingShape" mc:Ignorable="w14 w15 w16se w16cid w16 w16cex w16sdtdh w16sdtfl w16du wp14">
+<w:document xmlns:w="http://schemas.openxmlformats.org/wordprocessingml/2006/main" xmlns:m="http://schemas.openxmlformats.org/officeDocument/2006/math" xmlns:r="http://schemas.openxmlformats.org/officeDocument/2006/relationships" xmlns:o="urn:schemas-microsoft-com:office:office" xmlns:v="urn:schemas-microsoft-com:vml" xmlns:w10="urn:schemas-microsoft-com:office:word" xmlns:a="http://schemas.openxmlformats.org/drawingml/2006/main" xmlns:pic="http://schemas.openxmlformats.org/drawingml/2006/picture" xmlns:wp="http://schemas.openxmlformats.org/drawingml/2006/wordprocessingDrawing">
   <w:body>
+    <w:bookmarkStart w:id="9" w:name="cover-letter-discover-aging"/>
     <w:p>
       <w:pPr>
         <w:pStyle w:val="Heading1"/>
       </w:pPr>
-      <w:bookmarkStart w:id="0" w:name="cover-letter-discover-aging"/>
-      <w:r>
-        <w:t>Cover letter — Discover Aging</w:t>
+      <w:r>
+        <w:t xml:space="preserve">Cover letter — Discover Aging</w:t>
       </w:r>
     </w:p>
     <w:p>
       <w:pPr>
         <w:pStyle w:val="FirstParagraph"/>
-        <w:jc w:val="right"/>
-      </w:pPr>
-      <w:r>
-        <w:t>Date: 12/06/2026</w:t>
+      </w:pPr>
+      <w:r>
+        <w:t xml:space="preserve">[Date]</w:t>
       </w:r>
     </w:p>
     <w:p>
@@ -25,17 +24,23 @@
         <w:pStyle w:val="BodyText"/>
       </w:pPr>
       <w:r>
-        <w:t xml:space="preserve">To the Editors, </w:t>
+        <w:t xml:space="preserve">To the Editors,</w:t>
+      </w:r>
+      <w:r>
+        <w:t xml:space="preserve"> </w:t>
       </w:r>
       <w:r>
         <w:rPr>
           <w:i/>
           <w:iCs/>
         </w:rPr>
-        <w:t>Discover Aging</w:t>
-      </w:r>
-      <w:r>
-        <w:t xml:space="preserve"> (Springer Nature)</w:t>
+        <w:t xml:space="preserve">Discover Aging</w:t>
+      </w:r>
+      <w:r>
+        <w:t xml:space="preserve"> </w:t>
+      </w:r>
+      <w:r>
+        <w:t xml:space="preserve">(Springer Nature)</w:t>
       </w:r>
     </w:p>
     <w:p>
@@ -43,7 +48,7 @@
         <w:pStyle w:val="BodyText"/>
       </w:pPr>
       <w:r>
-        <w:t>Dear Editors,</w:t>
+        <w:t xml:space="preserve">Dear Editors,</w:t>
       </w:r>
     </w:p>
     <w:p>
@@ -51,17 +56,54 @@
         <w:pStyle w:val="BodyText"/>
       </w:pPr>
       <w:r>
-        <w:t xml:space="preserve">I am pleased to submit our original research article, </w:t>
+        <w:t xml:space="preserve">I am pleased to submit our original research article,</w:t>
+      </w:r>
+      <w:r>
+        <w:t xml:space="preserve"> </w:t>
       </w:r>
       <w:r>
         <w:rPr>
           <w:b/>
           <w:bCs/>
         </w:rPr>
-        <w:t>“The hidden burden of biological ageing in India: undiagnosed cardiometabolic, inflammatory and haematologic risk among adults aged 45 years and older, and its social patterning (LASI Wave 1)”</w:t>
-      </w:r>
-      <w:r>
-        <w:t>, for consideration as a Research Article.</w:t>
+        <w:t xml:space="preserve">“The hidden burden of biological ageing in</w:t>
+      </w:r>
+      <w:r>
+        <w:rPr>
+          <w:b/>
+          <w:bCs/>
+        </w:rPr>
+        <w:t xml:space="preserve"> </w:t>
+      </w:r>
+      <w:r>
+        <w:rPr>
+          <w:b/>
+          <w:bCs/>
+        </w:rPr>
+        <w:t xml:space="preserve">India: the diagnosis gap, the care cascade, and socioeconomic inequality in cardiometabolic,</w:t>
+      </w:r>
+      <w:r>
+        <w:rPr>
+          <w:b/>
+          <w:bCs/>
+        </w:rPr>
+        <w:t xml:space="preserve"> </w:t>
+      </w:r>
+      <w:r>
+        <w:rPr>
+          <w:b/>
+          <w:bCs/>
+        </w:rPr>
+        <w:t xml:space="preserve">inflammatory and haematologic risk among adults aged 45 years and older (LASI Wave 1)”</w:t>
+      </w:r>
+      <w:r>
+        <w:t xml:space="preserve">, for</w:t>
+      </w:r>
+      <w:r>
+        <w:t xml:space="preserve"> </w:t>
+      </w:r>
+      <w:r>
+        <w:t xml:space="preserve">consideration as a Research Article.</w:t>
       </w:r>
     </w:p>
     <w:p>
@@ -69,35 +111,162 @@
         <w:pStyle w:val="BodyText"/>
       </w:pPr>
       <w:r>
-        <w:t>Using directly measured biomarkers, blood pressure, spirometry, grip strength and anthropometry from the nationally representative Longitudinal Ageing Study in India (Wave 1, n = 66,470 adults aged 45+), we quantify the gap between biologically measured and self-reported ageing-related disease and show who is left behind by diagnosis. Our central findings are that roughly half of biochemical diabetes and nearly two-thirds of measured hypertension in older Indians are undiagnosed; that this diagnosis gap is concentrated in rural, less-educated and poorer adults; and that India’s older population carries a dual burden in which cardiometabolic excess and deficit/inflammatory ageing fall on different social groups and different states.</w:t>
-      </w:r>
-    </w:p>
-    <w:p>
-      <w:pPr>
-        <w:pStyle w:val="BodyText"/>
-      </w:pPr>
-      <w:r>
-        <w:t xml:space="preserve">We believe the work fits </w:t>
+        <w:t xml:space="preserve">Using directly measured biomarkers, blood pressure, spirometry, grip strength and anthropometry from</w:t>
+      </w:r>
+      <w:r>
+        <w:t xml:space="preserve"> </w:t>
+      </w:r>
+      <w:r>
+        <w:t xml:space="preserve">the nationally representative Longitudinal Ageing Study in India (Wave 1, n = 66,470 adults aged 45+),</w:t>
+      </w:r>
+      <w:r>
+        <w:t xml:space="preserve"> </w:t>
+      </w:r>
+      <w:r>
+        <w:t xml:space="preserve">we quantify the gap between biologically measured and self-reported ageing-related disease, the full</w:t>
+      </w:r>
+      <w:r>
+        <w:t xml:space="preserve"> </w:t>
+      </w:r>
+      <w:r>
+        <w:t xml:space="preserve">care cascade, and who is left behind. Our central findings are that roughly half of biochemical diabetes</w:t>
+      </w:r>
+      <w:r>
+        <w:t xml:space="preserve"> </w:t>
+      </w:r>
+      <w:r>
+        <w:t xml:space="preserve">and nearly two-thirds of measured hypertension in older Indians are undiagnosed; that extending the</w:t>
+      </w:r>
+      <w:r>
+        <w:t xml:space="preserve"> </w:t>
+      </w:r>
+      <w:r>
+        <w:t xml:space="preserve">cascade to diabetes and to multi-system biological ageing shows the largest leak is</w:t>
+      </w:r>
+      <w:r>
+        <w:t xml:space="preserve"> </w:t>
       </w:r>
       <w:r>
         <w:rPr>
           <w:i/>
           <w:iCs/>
         </w:rPr>
-        <w:t>Discover Aging</w:t>
-      </w:r>
-      <w:r>
-        <w:t xml:space="preserve">’s scope (biomarkers of aging; age-related cardiometabolic disease; translational and policy-relevant ageing research) and its commitment to methodologically sound, transparently reported science. In keeping with that ethos we report incremental predictive value honestly, including where measured biomarkers do </w:t>
+        <w:t xml:space="preserve">control</w:t>
+      </w:r>
+      <w:r>
+        <w:t xml:space="preserve"> </w:t>
+      </w:r>
+      <w:r>
+        <w:t xml:space="preserve">(only ~40%</w:t>
+      </w:r>
+      <w:r>
+        <w:t xml:space="preserve"> </w:t>
+      </w:r>
+      <w:r>
+        <w:t xml:space="preserve">of affected diabetics and ~36% of hypertensives are controlled), not diagnosis alone; and that formal</w:t>
+      </w:r>
+      <w:r>
+        <w:t xml:space="preserve"> </w:t>
+      </w:r>
+      <w:r>
+        <w:t xml:space="preserve">Erreygers concentration indices reveal a socially split dual burden in which undiagnosed and</w:t>
+      </w:r>
+      <w:r>
+        <w:t xml:space="preserve"> </w:t>
+      </w:r>
+      <w:r>
+        <w:t xml:space="preserve">deficit/inflammatory ageing concentrate among the poor while cardiometabolic excess concentrates among</w:t>
+      </w:r>
+      <w:r>
+        <w:t xml:space="preserve"> </w:t>
+      </w:r>
+      <w:r>
+        <w:t xml:space="preserve">the rich. We build explicitly on the LASI hypertension cascade (Mohanty et al., 2021) and extend it.</w:t>
+      </w:r>
+    </w:p>
+    <w:p>
+      <w:pPr>
+        <w:pStyle w:val="BodyText"/>
+      </w:pPr>
+      <w:r>
+        <w:t xml:space="preserve">We believe the work fits</w:t>
+      </w:r>
+      <w:r>
+        <w:t xml:space="preserve"> </w:t>
       </w:r>
       <w:r>
         <w:rPr>
           <w:i/>
           <w:iCs/>
         </w:rPr>
-        <w:t>not</w:t>
-      </w:r>
-      <w:r>
-        <w:t xml:space="preserve"> outperform self-reported disease, and we deliberately avoid the conceptually circular composite “vulnerability indices” that have weakened prior work in this area; biology, social determinants and outcomes are kept strictly separate, and abnormality is defined by external clinical thresholds rather than data-derived weights.</w:t>
+        <w:t xml:space="preserve">Discover Aging</w:t>
+      </w:r>
+      <w:r>
+        <w:t xml:space="preserve">’s scope (biomarkers of aging; age-related cardiometabolic</w:t>
+      </w:r>
+      <w:r>
+        <w:t xml:space="preserve"> </w:t>
+      </w:r>
+      <w:r>
+        <w:t xml:space="preserve">disease; translational and policy-relevant ageing research) and its commitment to methodologically</w:t>
+      </w:r>
+      <w:r>
+        <w:t xml:space="preserve"> </w:t>
+      </w:r>
+      <w:r>
+        <w:t xml:space="preserve">sound, transparently reported science. In keeping with that ethos we report incremental predictive</w:t>
+      </w:r>
+      <w:r>
+        <w:t xml:space="preserve"> </w:t>
+      </w:r>
+      <w:r>
+        <w:t xml:space="preserve">value honestly, including where measured biomarkers do</w:t>
+      </w:r>
+      <w:r>
+        <w:t xml:space="preserve"> </w:t>
+      </w:r>
+      <w:r>
+        <w:rPr>
+          <w:i/>
+          <w:iCs/>
+        </w:rPr>
+        <w:t xml:space="preserve">not</w:t>
+      </w:r>
+      <w:r>
+        <w:t xml:space="preserve"> </w:t>
+      </w:r>
+      <w:r>
+        <w:t xml:space="preserve">outperform self-reported disease, and we</w:t>
+      </w:r>
+      <w:r>
+        <w:t xml:space="preserve"> </w:t>
+      </w:r>
+      <w:r>
+        <w:t xml:space="preserve">deliberately avoid the conceptually circular composite</w:t>
+      </w:r>
+      <w:r>
+        <w:t xml:space="preserve"> </w:t>
+      </w:r>
+      <w:r>
+        <w:t xml:space="preserve">“vulnerability indices”</w:t>
+      </w:r>
+      <w:r>
+        <w:t xml:space="preserve"> </w:t>
+      </w:r>
+      <w:r>
+        <w:t xml:space="preserve">that have weakened prior</w:t>
+      </w:r>
+      <w:r>
+        <w:t xml:space="preserve"> </w:t>
+      </w:r>
+      <w:r>
+        <w:t xml:space="preserve">work in this area; biology, social determinants and outcomes are kept strictly separate, and abnormality</w:t>
+      </w:r>
+      <w:r>
+        <w:t xml:space="preserve"> </w:t>
+      </w:r>
+      <w:r>
+        <w:t xml:space="preserve">is defined by external clinical thresholds rather than data-derived weights.</w:t>
       </w:r>
     </w:p>
     <w:p>
@@ -105,7 +274,25 @@
         <w:pStyle w:val="BodyText"/>
       </w:pPr>
       <w:r>
-        <w:t>The work is directly aligned with the UN Sustainable Development Goals (Good Health and Well-Being; Reduced Inequalities) and has an actionable implication for Indian primary care: opportunistic biological screening (HbA1c, blood pressure) targeted to disadvantaged older adults could close a large, inequitable diagnosis gap.</w:t>
+        <w:t xml:space="preserve">The work is directly aligned with the UN Sustainable Development Goals (Good Health and Well-Being;</w:t>
+      </w:r>
+      <w:r>
+        <w:t xml:space="preserve"> </w:t>
+      </w:r>
+      <w:r>
+        <w:t xml:space="preserve">Reduced Inequalities) and has an actionable implication for Indian primary care: opportunistic</w:t>
+      </w:r>
+      <w:r>
+        <w:t xml:space="preserve"> </w:t>
+      </w:r>
+      <w:r>
+        <w:t xml:space="preserve">biological screening (HbA1c, blood pressure) targeted to disadvantaged older adults could close a large,</w:t>
+      </w:r>
+      <w:r>
+        <w:t xml:space="preserve"> </w:t>
+      </w:r>
+      <w:r>
+        <w:t xml:space="preserve">inequitable diagnosis gap.</w:t>
       </w:r>
     </w:p>
     <w:p>
@@ -113,7 +300,25 @@
         <w:pStyle w:val="BodyText"/>
       </w:pPr>
       <w:r>
-        <w:t>This manuscript is original, is not under consideration elsewhere, and all analyses are reproducible from the source data under the providers’ access conditions. The author declares no competing interests and received no specific funding. We suggest the manuscript may be suitable for editors handling population ageing, biomarkers of aging and health-systems/equity topics.</w:t>
+        <w:t xml:space="preserve">This manuscript is original, is not under consideration elsewhere, and all analyses are reproducible from</w:t>
+      </w:r>
+      <w:r>
+        <w:t xml:space="preserve"> </w:t>
+      </w:r>
+      <w:r>
+        <w:t xml:space="preserve">the source data under the providers’ access conditions. The author declares no competing interests and</w:t>
+      </w:r>
+      <w:r>
+        <w:t xml:space="preserve"> </w:t>
+      </w:r>
+      <w:r>
+        <w:t xml:space="preserve">received no specific funding. We suggest the manuscript may be suitable for editors handling population</w:t>
+      </w:r>
+      <w:r>
+        <w:t xml:space="preserve"> </w:t>
+      </w:r>
+      <w:r>
+        <w:t xml:space="preserve">ageing, biomarkers of aging and health-systems/equity topics.</w:t>
       </w:r>
     </w:p>
     <w:p>
@@ -121,7 +326,7 @@
         <w:pStyle w:val="BodyText"/>
       </w:pPr>
       <w:r>
-        <w:t>Thank you for considering our submission.</w:t>
+        <w:t xml:space="preserve">Thank you for considering our submission.</w:t>
       </w:r>
     </w:p>
     <w:p>
@@ -129,7 +334,7 @@
         <w:pStyle w:val="BodyText"/>
       </w:pPr>
       <w:r>
-        <w:t>Yours sincerely,</w:t>
+        <w:t xml:space="preserve">Yours sincerely,</w:t>
       </w:r>
     </w:p>
     <w:p>
@@ -137,29 +342,65 @@
         <w:pStyle w:val="BodyText"/>
       </w:pPr>
       <w:r>
-        <w:lastRenderedPageBreak/>
-        <w:t>Dr Siddalingaiah H S Professor, Department of Community Medicine Shridevi Institute of Medical Sciences and Research Hospital, Tumkur, Karnataka, India hssling@yahoo.com · ORCID 0000-0002-4771-8285</w:t>
-      </w:r>
-      <w:bookmarkEnd w:id="0"/>
+        <w:t xml:space="preserve">Dr Siddalingaiah H S</w:t>
+      </w:r>
+      <w:r>
+        <w:t xml:space="preserve"> </w:t>
+      </w:r>
+      <w:r>
+        <w:t xml:space="preserve">Professor, Department of Community Medicine</w:t>
+      </w:r>
+      <w:r>
+        <w:t xml:space="preserve"> </w:t>
+      </w:r>
+      <w:r>
+        <w:t xml:space="preserve">Shridevi Institute of Medical Sciences and Research Hospital, Tumkur, Karnataka, India</w:t>
+      </w:r>
+      <w:r>
+        <w:t xml:space="preserve"> </w:t>
+      </w:r>
+      <w:r>
+        <w:t xml:space="preserve">hssling@yahoo.com · ORCID 0000-0002-4771-8285</w:t>
+      </w:r>
     </w:p>
+    <w:bookmarkEnd w:id="9"/>
     <w:sectPr>
       <w:footnotePr>
         <w:numRestart w:val="eachSect"/>
       </w:footnotePr>
-      <w:pgSz w:w="12240" w:h="15840"/>
-      <w:pgMar w:top="1440" w:right="1440" w:bottom="1440" w:left="1440" w:header="720" w:footer="720" w:gutter="0"/>
-      <w:cols w:space="720"/>
     </w:sectPr>
   </w:body>
 </w:document>
 </file>
 
+<file path=word/comments.xml><?xml version="1.0" encoding="utf-8"?>
+<w:comments xmlns:w="http://schemas.openxmlformats.org/wordprocessingml/2006/main" xmlns:m="http://schemas.openxmlformats.org/officeDocument/2006/math" xmlns:r="http://schemas.openxmlformats.org/officeDocument/2006/relationships" xmlns:o="urn:schemas-microsoft-com:office:office" xmlns:v="urn:schemas-microsoft-com:vml" xmlns:w10="urn:schemas-microsoft-com:office:word" xmlns:a="http://schemas.openxmlformats.org/drawingml/2006/main" xmlns:pic="http://schemas.openxmlformats.org/drawingml/2006/picture" xmlns:wp="http://schemas.openxmlformats.org/drawingml/2006/wordprocessingDrawing"/>
+</file>
+
+<file path=word/footnotes.xml><?xml version="1.0" encoding="utf-8"?>
+<w:footnotes xmlns:w="http://schemas.openxmlformats.org/wordprocessingml/2006/main" xmlns:m="http://schemas.openxmlformats.org/officeDocument/2006/math" xmlns:r="http://schemas.openxmlformats.org/officeDocument/2006/relationships" xmlns:o="urn:schemas-microsoft-com:office:office" xmlns:v="urn:schemas-microsoft-com:vml" xmlns:w10="urn:schemas-microsoft-com:office:word" xmlns:a="http://schemas.openxmlformats.org/drawingml/2006/main" xmlns:pic="http://schemas.openxmlformats.org/drawingml/2006/picture" xmlns:wp="http://schemas.openxmlformats.org/drawingml/2006/wordprocessingDrawing">
+  <w:footnote w:type="continuationSeparator" w:id="0">
+    <w:p>
+      <w:r>
+        <w:continuationSeparator/>
+      </w:r>
+    </w:p>
+  </w:footnote>
+  <w:footnote w:type="separator" w:id="-1">
+    <w:p>
+      <w:r>
+        <w:separator/>
+      </w:r>
+    </w:p>
+  </w:footnote>
+</w:footnotes>
+</file>
+
 <file path=word/numbering.xml><?xml version="1.0" encoding="utf-8"?>
-<w:numbering xmlns:wpc="http://schemas.microsoft.com/office/word/2010/wordprocessingCanvas" xmlns:cx="http://schemas.microsoft.com/office/drawing/2014/chartex" xmlns:cx1="http://schemas.microsoft.com/office/drawing/2015/9/8/chartex" xmlns:cx2="http://schemas.microsoft.com/office/drawing/2015/10/21/chartex" xmlns:cx3="http://schemas.microsoft.com/office/drawing/2016/5/9/chartex" xmlns:cx4="http://schemas.microsoft.com/office/drawing/2016/5/10/chartex" xmlns:cx5="http://schemas.microsoft.com/office/drawing/2016/5/11/chartex" xmlns:cx6="http://schemas.microsoft.com/office/drawing/2016/5/12/chartex" xmlns:cx7="http://schemas.microsoft.com/office/drawing/2016/5/13/chartex" xmlns:cx8="http://schemas.microsoft.com/office/drawing/2016/5/14/chartex" xmlns:mc="http://schemas.openxmlformats.org/markup-compatibility/2006" xmlns:aink="http://schemas.microsoft.com/office/drawing/2016/ink" xmlns:am3d="http://schemas.microsoft.com/office/drawing/2017/model3d" xmlns:o="urn:schemas-microsoft-com:office:office" xmlns:oel="http://schemas.microsoft.com/office/2019/extlst" xmlns:r="http://schemas.openxmlformats.org/officeDocument/2006/relationships" xmlns:m="http://schemas.openxmlformats.org/officeDocument/2006/math" xmlns:v="urn:schemas-microsoft-com:vml" xmlns:wp14="http://schemas.microsoft.com/office/word/2010/wordprocessingDrawing" xmlns:wp="http://schemas.openxmlformats.org/drawingml/2006/wordprocessingDrawing" xmlns:w10="urn:schemas-microsoft-com:office:word" xmlns:w="http://schemas.openxmlformats.org/wordprocessingml/2006/main" xmlns:w14="http://schemas.microsoft.com/office/word/2010/wordml" xmlns:w15="http://schemas.microsoft.com/office/word/2012/wordml" xmlns:w16cex="http://schemas.microsoft.com/office/word/2018/wordml/cex" xmlns:w16cid="http://schemas.microsoft.com/office/word/2016/wordml/cid" xmlns:w16="http://schemas.microsoft.com/office/word/2018/wordml" xmlns:w16du="http://schemas.microsoft.com/office/word/2023/wordml/word16du" xmlns:w16sdtdh="http://schemas.microsoft.com/office/word/2020/wordml/sdtdatahash" xmlns:w16sdtfl="http://schemas.microsoft.com/office/word/2024/wordml/sdtformatlock" xmlns:w16se="http://schemas.microsoft.com/office/word/2015/wordml/symex" xmlns:wpg="http://schemas.microsoft.com/office/word/2010/wordprocessingGroup" xmlns:wpi="http://schemas.microsoft.com/office/word/2010/wordprocessingInk" xmlns:wne="http://schemas.microsoft.com/office/word/2006/wordml" xmlns:wps="http://schemas.microsoft.com/office/word/2010/wordprocessingShape" mc:Ignorable="w14 w15 w16se w16cid w16 w16cex w16sdtdh w16sdtfl w16du wp14">
-  <w:abstractNum w:abstractNumId="0" w15:restartNumberingAfterBreak="0">
+<w:numbering xmlns:w="http://schemas.openxmlformats.org/wordprocessingml/2006/main">
+  <w:abstractNum w:abstractNumId="990">
     <w:nsid w:val="0000A990"/>
     <w:multiLevelType w:val="multilevel"/>
-    <w:tmpl w:val="8062CF3C"/>
     <w:lvl w:ilvl="0">
       <w:numFmt w:val="bullet"/>
       <w:lvlText w:val=" "/>
@@ -233,21 +474,21 @@
       </w:pPr>
     </w:lvl>
   </w:abstractNum>
-  <w:num w:numId="1" w16cid:durableId="1803307064">
-    <w:abstractNumId w:val="0"/>
+  <w:num w:numId="1000">
+    <w:abstractNumId w:val="990"/>
   </w:num>
 </w:numbering>
 </file>
 
 <file path=word/styles.xml><?xml version="1.0" encoding="utf-8"?>
-<w:styles xmlns:mc="http://schemas.openxmlformats.org/markup-compatibility/2006" xmlns:r="http://schemas.openxmlformats.org/officeDocument/2006/relationships" xmlns:w="http://schemas.openxmlformats.org/wordprocessingml/2006/main" xmlns:w14="http://schemas.microsoft.com/office/word/2010/wordml" xmlns:w15="http://schemas.microsoft.com/office/word/2012/wordml" xmlns:w16cex="http://schemas.microsoft.com/office/word/2018/wordml/cex" xmlns:w16cid="http://schemas.microsoft.com/office/word/2016/wordml/cid" xmlns:w16="http://schemas.microsoft.com/office/word/2018/wordml" xmlns:w16du="http://schemas.microsoft.com/office/word/2023/wordml/word16du" xmlns:w16sdtdh="http://schemas.microsoft.com/office/word/2020/wordml/sdtdatahash" xmlns:w16sdtfl="http://schemas.microsoft.com/office/word/2024/wordml/sdtformatlock" xmlns:w16se="http://schemas.microsoft.com/office/word/2015/wordml/symex" mc:Ignorable="w14 w15 w16se w16cid w16 w16cex w16sdtdh w16sdtfl w16du">
+<w:styles xmlns:r="http://schemas.openxmlformats.org/officeDocument/2006/relationships" xmlns:w="http://schemas.openxmlformats.org/wordprocessingml/2006/main">
   <w:docDefaults>
     <w:rPrDefault>
       <w:rPr>
-        <w:rFonts w:asciiTheme="minorHAnsi" w:eastAsiaTheme="minorEastAsia" w:hAnsiTheme="minorHAnsi" w:cstheme="minorBidi"/>
+        <w:rFonts w:asciiTheme="minorHAnsi" w:cstheme="minorBidi" w:eastAsiaTheme="minorEastAsia" w:hAnsiTheme="minorHAnsi"/>
         <w:sz w:val="24"/>
         <w:szCs w:val="24"/>
-        <w:lang w:val="en-US" w:eastAsia="zh-CN" w:bidi="ar-SA"/>
+        <w:lang w:bidi="ar-SA" w:eastAsia="zh-CN" w:val="en-US"/>
       </w:rPr>
     </w:rPrDefault>
     <w:pPrDefault>
@@ -256,503 +497,35 @@
       </w:pPr>
     </w:pPrDefault>
   </w:docDefaults>
-  <w:latentStyles w:defLockedState="0" w:defUIPriority="0" w:defSemiHidden="0" w:defUnhideWhenUsed="0" w:defQFormat="0" w:count="376">
-    <w:lsdException w:name="Normal Table" w:semiHidden="1" w:unhideWhenUsed="1"/>
-    <w:lsdException w:name="Table Simple 1" w:semiHidden="1" w:unhideWhenUsed="1"/>
-    <w:lsdException w:name="Table Simple 2" w:semiHidden="1" w:unhideWhenUsed="1"/>
-    <w:lsdException w:name="Table Simple 3" w:semiHidden="1" w:unhideWhenUsed="1"/>
-    <w:lsdException w:name="Table Classic 1" w:semiHidden="1" w:unhideWhenUsed="1"/>
-    <w:lsdException w:name="Table Classic 2" w:semiHidden="1" w:unhideWhenUsed="1"/>
-    <w:lsdException w:name="Table Classic 3" w:semiHidden="1" w:unhideWhenUsed="1"/>
-    <w:lsdException w:name="Table Classic 4" w:semiHidden="1" w:unhideWhenUsed="1"/>
-    <w:lsdException w:name="Table Colorful 1" w:semiHidden="1" w:unhideWhenUsed="1"/>
-    <w:lsdException w:name="Table Colorful 2" w:semiHidden="1" w:unhideWhenUsed="1"/>
-    <w:lsdException w:name="Table Colorful 3" w:semiHidden="1" w:unhideWhenUsed="1"/>
-    <w:lsdException w:name="Table Columns 1" w:semiHidden="1" w:unhideWhenUsed="1"/>
-    <w:lsdException w:name="Table Columns 2" w:semiHidden="1" w:unhideWhenUsed="1"/>
-    <w:lsdException w:name="Table Columns 3" w:semiHidden="1" w:unhideWhenUsed="1"/>
-    <w:lsdException w:name="Table Columns 4" w:semiHidden="1" w:unhideWhenUsed="1"/>
-    <w:lsdException w:name="Table Columns 5" w:semiHidden="1" w:unhideWhenUsed="1"/>
-    <w:lsdException w:name="Table Grid 1" w:semiHidden="1" w:unhideWhenUsed="1"/>
-    <w:lsdException w:name="Table Grid 2" w:semiHidden="1" w:unhideWhenUsed="1"/>
-    <w:lsdException w:name="Table Grid 3" w:semiHidden="1" w:unhideWhenUsed="1"/>
-    <w:lsdException w:name="Table Grid 4" w:semiHidden="1" w:unhideWhenUsed="1"/>
-    <w:lsdException w:name="Table Grid 5" w:semiHidden="1" w:unhideWhenUsed="1"/>
-    <w:lsdException w:name="Table Grid 6" w:semiHidden="1" w:unhideWhenUsed="1"/>
-    <w:lsdException w:name="Table Grid 7" w:semiHidden="1" w:unhideWhenUsed="1"/>
-    <w:lsdException w:name="Table Grid 8" w:semiHidden="1" w:unhideWhenUsed="1"/>
-    <w:lsdException w:name="Table List 1" w:semiHidden="1" w:unhideWhenUsed="1"/>
-    <w:lsdException w:name="Table List 2" w:semiHidden="1" w:unhideWhenUsed="1"/>
-    <w:lsdException w:name="Table List 3" w:semiHidden="1" w:unhideWhenUsed="1"/>
-    <w:lsdException w:name="Table List 4" w:semiHidden="1" w:unhideWhenUsed="1"/>
-    <w:lsdException w:name="Table List 5" w:semiHidden="1" w:unhideWhenUsed="1"/>
-    <w:lsdException w:name="Table List 6" w:semiHidden="1" w:unhideWhenUsed="1"/>
-    <w:lsdException w:name="Table List 7" w:semiHidden="1" w:unhideWhenUsed="1"/>
-    <w:lsdException w:name="Table List 8" w:semiHidden="1" w:unhideWhenUsed="1"/>
-    <w:lsdException w:name="Table 3D effects 1" w:semiHidden="1" w:unhideWhenUsed="1"/>
-    <w:lsdException w:name="Table 3D effects 2" w:semiHidden="1" w:unhideWhenUsed="1"/>
-    <w:lsdException w:name="Table 3D effects 3" w:semiHidden="1" w:unhideWhenUsed="1"/>
-    <w:lsdException w:name="Table Contemporary" w:semiHidden="1" w:unhideWhenUsed="1"/>
-    <w:lsdException w:name="Table Elegant" w:semiHidden="1" w:unhideWhenUsed="1"/>
-    <w:lsdException w:name="Table Professional" w:semiHidden="1" w:unhideWhenUsed="1"/>
-    <w:lsdException w:name="Table Subtle 1" w:semiHidden="1" w:unhideWhenUsed="1"/>
-    <w:lsdException w:name="Table Subtle 2" w:semiHidden="1" w:unhideWhenUsed="1"/>
-    <w:lsdException w:name="Table Web 1" w:semiHidden="1" w:unhideWhenUsed="1"/>
-    <w:lsdException w:name="Table Web 2" w:semiHidden="1" w:unhideWhenUsed="1"/>
-    <w:lsdException w:name="Table Web 3" w:semiHidden="1" w:unhideWhenUsed="1"/>
-    <w:lsdException w:name="Table Theme" w:semiHidden="1" w:unhideWhenUsed="1"/>
-    <w:lsdException w:name="Light Shading"/>
-    <w:lsdException w:name="Light List"/>
-    <w:lsdException w:name="Light Grid"/>
-    <w:lsdException w:name="Medium Shading 1"/>
-    <w:lsdException w:name="Medium Shading 2"/>
-    <w:lsdException w:name="Medium List 1"/>
-    <w:lsdException w:name="Medium List 2"/>
-    <w:lsdException w:name="Medium Grid 1"/>
-    <w:lsdException w:name="Medium Grid 2"/>
-    <w:lsdException w:name="Medium Grid 3"/>
-    <w:lsdException w:name="Dark List"/>
-    <w:lsdException w:name="Colorful Shading"/>
-    <w:lsdException w:name="Colorful List"/>
-    <w:lsdException w:name="Colorful Grid"/>
-    <w:lsdException w:name="Light Shading Accent 1"/>
-    <w:lsdException w:name="Light List Accent 1"/>
-    <w:lsdException w:name="Light Grid Accent 1"/>
-    <w:lsdException w:name="Medium Shading 1 Accent 1"/>
-    <w:lsdException w:name="Medium Shading 2 Accent 1"/>
-    <w:lsdException w:name="Medium List 1 Accent 1"/>
-    <w:lsdException w:name="Medium List 2 Accent 1"/>
-    <w:lsdException w:name="Medium Grid 1 Accent 1"/>
-    <w:lsdException w:name="Medium Grid 2 Accent 1"/>
-    <w:lsdException w:name="Medium Grid 3 Accent 1"/>
-    <w:lsdException w:name="Dark List Accent 1"/>
-    <w:lsdException w:name="Colorful Shading Accent 1"/>
-    <w:lsdException w:name="Colorful List Accent 1"/>
-    <w:lsdException w:name="Colorful Grid Accent 1"/>
-    <w:lsdException w:name="Light Shading Accent 2"/>
-    <w:lsdException w:name="Light List Accent 2"/>
-    <w:lsdException w:name="Light Grid Accent 2"/>
-    <w:lsdException w:name="Medium Shading 1 Accent 2"/>
-    <w:lsdException w:name="Medium Shading 2 Accent 2"/>
-    <w:lsdException w:name="Medium List 1 Accent 2"/>
-    <w:lsdException w:name="Medium List 2 Accent 2"/>
-    <w:lsdException w:name="Medium Grid 1 Accent 2"/>
-    <w:lsdException w:name="Medium Grid 2 Accent 2"/>
-    <w:lsdException w:name="Medium Grid 3 Accent 2"/>
-    <w:lsdException w:name="Dark List Accent 2"/>
-    <w:lsdException w:name="Colorful Shading Accent 2"/>
-    <w:lsdException w:name="Colorful List Accent 2"/>
-    <w:lsdException w:name="Colorful Grid Accent 2"/>
-    <w:lsdException w:name="Light Shading Accent 3"/>
-    <w:lsdException w:name="Light List Accent 3"/>
-    <w:lsdException w:name="Light Grid Accent 3"/>
-    <w:lsdException w:name="Medium Shading 1 Accent 3"/>
-    <w:lsdException w:name="Medium Shading 2 Accent 3"/>
-    <w:lsdException w:name="Medium List 1 Accent 3"/>
-    <w:lsdException w:name="Medium List 2 Accent 3"/>
-    <w:lsdException w:name="Medium Grid 1 Accent 3"/>
-    <w:lsdException w:name="Medium Grid 2 Accent 3"/>
-    <w:lsdException w:name="Medium Grid 3 Accent 3"/>
-    <w:lsdException w:name="Dark List Accent 3"/>
-    <w:lsdException w:name="Colorful Shading Accent 3"/>
-    <w:lsdException w:name="Colorful List Accent 3"/>
-    <w:lsdException w:name="Colorful Grid Accent 3"/>
-    <w:lsdException w:name="Light Shading Accent 4"/>
-    <w:lsdException w:name="Light List Accent 4"/>
-    <w:lsdException w:name="Light Grid Accent 4"/>
-    <w:lsdException w:name="Medium Shading 1 Accent 4"/>
-    <w:lsdException w:name="Medium Shading 2 Accent 4"/>
-    <w:lsdException w:name="Medium List 1 Accent 4"/>
-    <w:lsdException w:name="Medium List 2 Accent 4"/>
-    <w:lsdException w:name="Medium Grid 1 Accent 4"/>
-    <w:lsdException w:name="Medium Grid 2 Accent 4"/>
-    <w:lsdException w:name="Medium Grid 3 Accent 4"/>
-    <w:lsdException w:name="Dark List Accent 4"/>
-    <w:lsdException w:name="Colorful Shading Accent 4"/>
-    <w:lsdException w:name="Colorful List Accent 4"/>
-    <w:lsdException w:name="Colorful Grid Accent 4"/>
-    <w:lsdException w:name="Light Shading Accent 5"/>
-    <w:lsdException w:name="Light List Accent 5"/>
-    <w:lsdException w:name="Light Grid Accent 5"/>
-    <w:lsdException w:name="Medium Shading 1 Accent 5"/>
-    <w:lsdException w:name="Medium Shading 2 Accent 5"/>
-    <w:lsdException w:name="Medium List 1 Accent 5"/>
-    <w:lsdException w:name="Medium List 2 Accent 5"/>
-    <w:lsdException w:name="Medium Grid 1 Accent 5"/>
-    <w:lsdException w:name="Medium Grid 2 Accent 5"/>
-    <w:lsdException w:name="Medium Grid 3 Accent 5"/>
-    <w:lsdException w:name="Dark List Accent 5"/>
-    <w:lsdException w:name="Colorful Shading Accent 5"/>
-    <w:lsdException w:name="Colorful List Accent 5"/>
-    <w:lsdException w:name="Colorful Grid Accent 5"/>
-    <w:lsdException w:name="Light Shading Accent 6"/>
-    <w:lsdException w:name="Light List Accent 6"/>
-    <w:lsdException w:name="Light Grid Accent 6"/>
-    <w:lsdException w:name="Medium Shading 1 Accent 6"/>
-    <w:lsdException w:name="Medium Shading 2 Accent 6"/>
-    <w:lsdException w:name="Medium List 1 Accent 6"/>
-    <w:lsdException w:name="Medium List 2 Accent 6"/>
-    <w:lsdException w:name="Medium Grid 1 Accent 6"/>
-    <w:lsdException w:name="Medium Grid 2 Accent 6"/>
-    <w:lsdException w:name="Medium Grid 3 Accent 6"/>
-    <w:lsdException w:name="Dark List Accent 6"/>
-    <w:lsdException w:name="Colorful Shading Accent 6"/>
-    <w:lsdException w:name="Colorful List Accent 6"/>
-    <w:lsdException w:name="Colorful Grid Accent 6"/>
-    <w:lsdException w:name="Grid Table 4" w:uiPriority="49"/>
-    <w:lsdException w:name="Grid Table 5 Dark" w:uiPriority="50"/>
-    <w:lsdException w:name="Grid Table 6 Colorful" w:uiPriority="51"/>
-    <w:lsdException w:name="Grid Table 7 Colorful" w:uiPriority="52"/>
-    <w:lsdException w:name="Grid Table 1 Light Accent 1" w:uiPriority="46"/>
-    <w:lsdException w:name="Grid Table 2 Accent 1" w:uiPriority="47"/>
-    <w:lsdException w:name="Grid Table 3 Accent 1" w:uiPriority="48"/>
-    <w:lsdException w:name="Grid Table 4 Accent 1" w:uiPriority="49"/>
-    <w:lsdException w:name="Grid Table 5 Dark Accent 1" w:uiPriority="50"/>
-    <w:lsdException w:name="Grid Table 6 Colorful Accent 1" w:uiPriority="51"/>
-    <w:lsdException w:name="Grid Table 7 Colorful Accent 1" w:uiPriority="52"/>
-    <w:lsdException w:name="Grid Table 1 Light Accent 2" w:uiPriority="46"/>
-    <w:lsdException w:name="Grid Table 2 Accent 2" w:uiPriority="47"/>
-    <w:lsdException w:name="Grid Table 3 Accent 2" w:uiPriority="48"/>
-    <w:lsdException w:name="Grid Table 4 Accent 2" w:uiPriority="49"/>
-    <w:lsdException w:name="Grid Table 5 Dark Accent 2" w:uiPriority="50"/>
-    <w:lsdException w:name="Grid Table 6 Colorful Accent 2" w:uiPriority="51"/>
-    <w:lsdException w:name="Grid Table 7 Colorful Accent 2" w:uiPriority="52"/>
-    <w:lsdException w:name="Grid Table 1 Light Accent 3" w:uiPriority="46"/>
-    <w:lsdException w:name="Grid Table 2 Accent 3" w:uiPriority="47"/>
-    <w:lsdException w:name="Grid Table 3 Accent 3" w:uiPriority="48"/>
-    <w:lsdException w:name="Grid Table 4 Accent 3" w:uiPriority="49"/>
-    <w:lsdException w:name="Grid Table 5 Dark Accent 3" w:uiPriority="50"/>
-    <w:lsdException w:name="Grid Table 6 Colorful Accent 3" w:uiPriority="51"/>
-    <w:lsdException w:name="Grid Table 7 Colorful Accent 3" w:uiPriority="52"/>
-    <w:lsdException w:name="Grid Table 1 Light Accent 4" w:uiPriority="46"/>
-    <w:lsdException w:name="Grid Table 2 Accent 4" w:uiPriority="47"/>
-    <w:lsdException w:name="Grid Table 3 Accent 4" w:uiPriority="48"/>
-    <w:lsdException w:name="Grid Table 4 Accent 4" w:uiPriority="49"/>
-    <w:lsdException w:name="Grid Table 5 Dark Accent 4" w:uiPriority="50"/>
-    <w:lsdException w:name="Grid Table 6 Colorful Accent 4" w:uiPriority="51"/>
-    <w:lsdException w:name="Grid Table 7 Colorful Accent 4" w:uiPriority="52"/>
-    <w:lsdException w:name="Grid Table 1 Light Accent 5" w:uiPriority="46"/>
-    <w:lsdException w:name="Grid Table 2 Accent 5" w:uiPriority="47"/>
-    <w:lsdException w:name="Grid Table 3 Accent 5" w:uiPriority="48"/>
-    <w:lsdException w:name="Grid Table 4 Accent 5" w:uiPriority="49"/>
-    <w:lsdException w:name="Grid Table 5 Dark Accent 5" w:uiPriority="50"/>
-    <w:lsdException w:name="Grid Table 6 Colorful Accent 5" w:uiPriority="51"/>
-    <w:lsdException w:name="Grid Table 7 Colorful Accent 5" w:uiPriority="52"/>
-    <w:lsdException w:name="Grid Table 1 Light Accent 6" w:uiPriority="46"/>
-    <w:lsdException w:name="Grid Table 2 Accent 6" w:uiPriority="47"/>
-    <w:lsdException w:name="Grid Table 3 Accent 6" w:uiPriority="48"/>
-    <w:lsdException w:name="Grid Table 4 Accent 6" w:uiPriority="49"/>
-    <w:lsdException w:name="Grid Table 5 Dark Accent 6" w:uiPriority="50"/>
-    <w:lsdException w:name="Grid Table 6 Colorful Accent 6" w:uiPriority="51"/>
-    <w:lsdException w:name="Grid Table 7 Colorful Accent 6" w:uiPriority="52"/>
-    <w:lsdException w:name="List Table 1 Light" w:uiPriority="46"/>
-    <w:lsdException w:name="List Table 2" w:uiPriority="47"/>
-    <w:lsdException w:name="List Table 3" w:uiPriority="48"/>
-    <w:lsdException w:name="List Table 4" w:uiPriority="49"/>
-    <w:lsdException w:name="List Table 5 Dark" w:uiPriority="50"/>
-    <w:lsdException w:name="List Table 6 Colorful" w:uiPriority="51"/>
-    <w:lsdException w:name="List Table 7 Colorful" w:uiPriority="52"/>
-    <w:lsdException w:name="List Table 1 Light Accent 1" w:uiPriority="46"/>
-    <w:lsdException w:name="List Table 2 Accent 1" w:uiPriority="47"/>
-    <w:lsdException w:name="List Table 3 Accent 1" w:uiPriority="48"/>
-    <w:lsdException w:name="List Table 4 Accent 1" w:uiPriority="49"/>
-    <w:lsdException w:name="List Table 5 Dark Accent 1" w:uiPriority="50"/>
-    <w:lsdException w:name="List Table 6 Colorful Accent 1" w:uiPriority="51"/>
-    <w:lsdException w:name="List Table 7 Colorful Accent 1" w:uiPriority="52"/>
-    <w:lsdException w:name="List Table 1 Light Accent 2" w:uiPriority="46"/>
-    <w:lsdException w:name="List Table 2 Accent 2" w:uiPriority="47"/>
-    <w:lsdException w:name="List Table 3 Accent 2" w:uiPriority="48"/>
-    <w:lsdException w:name="List Table 4 Accent 2" w:uiPriority="49"/>
-    <w:lsdException w:name="List Table 5 Dark Accent 2" w:uiPriority="50"/>
-    <w:lsdException w:name="List Table 6 Colorful Accent 2" w:uiPriority="51"/>
-    <w:lsdException w:name="List Table 7 Colorful Accent 2" w:uiPriority="52"/>
-    <w:lsdException w:name="List Table 1 Light Accent 3" w:uiPriority="46"/>
-    <w:lsdException w:name="List Table 2 Accent 3" w:uiPriority="47"/>
-    <w:lsdException w:name="List Table 3 Accent 3" w:uiPriority="48"/>
-    <w:lsdException w:name="List Table 4 Accent 3" w:uiPriority="49"/>
-    <w:lsdException w:name="List Table 5 Dark Accent 3" w:uiPriority="50"/>
-    <w:lsdException w:name="List Table 6 Colorful Accent 3" w:uiPriority="51"/>
-    <w:lsdException w:name="List Table 7 Colorful Accent 3" w:uiPriority="52"/>
-    <w:lsdException w:name="List Table 1 Light Accent 4" w:uiPriority="46"/>
-    <w:lsdException w:name="List Table 2 Accent 4" w:uiPriority="47"/>
-    <w:lsdException w:name="List Table 3 Accent 4" w:uiPriority="48"/>
-    <w:lsdException w:name="List Table 4 Accent 4" w:uiPriority="49"/>
-    <w:lsdException w:name="List Table 5 Dark Accent 4" w:uiPriority="50"/>
-    <w:lsdException w:name="List Table 6 Colorful Accent 4" w:uiPriority="51"/>
-    <w:lsdException w:name="List Table 7 Colorful Accent 4" w:uiPriority="52"/>
-    <w:lsdException w:name="List Table 1 Light Accent 5" w:uiPriority="46"/>
-    <w:lsdException w:name="List Table 2 Accent 5" w:uiPriority="47"/>
-    <w:lsdException w:name="List Table 3 Accent 5" w:uiPriority="48"/>
-    <w:lsdException w:name="List Table 4 Accent 5" w:uiPriority="49"/>
-    <w:lsdException w:name="List Table 5 Dark Accent 5" w:uiPriority="50"/>
-    <w:lsdException w:name="List Table 6 Colorful Accent 5" w:uiPriority="51"/>
-    <w:lsdException w:name="List Table 7 Colorful Accent 5" w:uiPriority="52"/>
-    <w:lsdException w:name="List Table 1 Light Accent 6" w:uiPriority="46"/>
-    <w:lsdException w:name="List Table 2 Accent 6" w:uiPriority="47"/>
-    <w:lsdException w:name="List Table 3 Accent 6" w:uiPriority="48"/>
-    <w:lsdException w:name="List Table 4 Accent 6" w:uiPriority="49"/>
-    <w:lsdException w:name="List Table 5 Dark Accent 6" w:uiPriority="50"/>
-    <w:lsdException w:name="List Table 6 Colorful Accent 6" w:uiPriority="51"/>
-    <w:lsdException w:name="List Table 7 Colorful Accent 6" w:uiPriority="52"/>
-    <w:lsdException w:name="Mention" w:semiHidden="1" w:uiPriority="99" w:unhideWhenUsed="1"/>
-    <w:lsdException w:name="Smart Hyperlink" w:semiHidden="1" w:uiPriority="99" w:unhideWhenUsed="1"/>
-    <w:lsdException w:name="Hashtag" w:semiHidden="1" w:uiPriority="99" w:unhideWhenUsed="1"/>
-    <w:lsdException w:name="Unresolved Mention" w:semiHidden="1" w:uiPriority="99" w:unhideWhenUsed="1"/>
-    <w:lsdException w:name="Smart Link" w:semiHidden="1" w:uiPriority="99" w:unhideWhenUsed="1"/>
-  </w:latentStyles>
-  <w:style w:type="paragraph" w:default="1" w:styleId="Normal">
+  <w:latentStyles w:count="276" w:defLockedState="0" w:defQFormat="0" w:defSemiHidden="0" w:defUIPriority="0" w:defUnhideWhenUsed="0"/>
+  <w:style w:default="1" w:styleId="Normal" w:type="paragraph">
     <w:name w:val="Normal"/>
     <w:qFormat/>
   </w:style>
-  <w:style w:type="paragraph" w:styleId="Heading1">
-    <w:name w:val="heading 1"/>
-    <w:basedOn w:val="Normal"/>
-    <w:next w:val="BodyText"/>
-    <w:link w:val="Heading1Char"/>
-    <w:uiPriority w:val="9"/>
-    <w:qFormat/>
-    <w:rsid w:val="00A10FD9"/>
-    <w:pPr>
-      <w:keepNext/>
-      <w:keepLines/>
-      <w:spacing w:before="360" w:after="80"/>
-      <w:outlineLvl w:val="0"/>
-    </w:pPr>
-    <w:rPr>
-      <w:rFonts w:asciiTheme="majorHAnsi" w:eastAsiaTheme="majorEastAsia" w:hAnsiTheme="majorHAnsi" w:cstheme="majorBidi"/>
-      <w:color w:val="0F4761" w:themeColor="accent1" w:themeShade="BF"/>
-      <w:sz w:val="40"/>
-      <w:szCs w:val="40"/>
-    </w:rPr>
-  </w:style>
-  <w:style w:type="paragraph" w:styleId="Heading2">
-    <w:name w:val="heading 2"/>
-    <w:basedOn w:val="Normal"/>
-    <w:next w:val="BodyText"/>
-    <w:link w:val="Heading2Char"/>
-    <w:uiPriority w:val="9"/>
-    <w:semiHidden/>
-    <w:unhideWhenUsed/>
-    <w:qFormat/>
-    <w:rsid w:val="00A10FD9"/>
-    <w:pPr>
-      <w:keepNext/>
-      <w:keepLines/>
-      <w:spacing w:before="160" w:after="80"/>
-      <w:outlineLvl w:val="1"/>
-    </w:pPr>
-    <w:rPr>
-      <w:rFonts w:asciiTheme="majorHAnsi" w:eastAsiaTheme="majorEastAsia" w:hAnsiTheme="majorHAnsi" w:cstheme="majorBidi"/>
-      <w:color w:val="0F4761" w:themeColor="accent1" w:themeShade="BF"/>
-      <w:sz w:val="32"/>
-      <w:szCs w:val="32"/>
-    </w:rPr>
-  </w:style>
-  <w:style w:type="paragraph" w:styleId="Heading3">
-    <w:name w:val="heading 3"/>
-    <w:basedOn w:val="Normal"/>
-    <w:next w:val="BodyText"/>
-    <w:link w:val="Heading3Char"/>
-    <w:uiPriority w:val="9"/>
-    <w:semiHidden/>
-    <w:unhideWhenUsed/>
-    <w:qFormat/>
-    <w:rsid w:val="00A10FD9"/>
-    <w:pPr>
-      <w:keepNext/>
-      <w:keepLines/>
-      <w:spacing w:before="160" w:after="80"/>
-      <w:outlineLvl w:val="2"/>
-    </w:pPr>
-    <w:rPr>
-      <w:rFonts w:eastAsiaTheme="majorEastAsia" w:cstheme="majorBidi"/>
-      <w:color w:val="0F4761" w:themeColor="accent1" w:themeShade="BF"/>
-      <w:sz w:val="28"/>
-      <w:szCs w:val="28"/>
-    </w:rPr>
-  </w:style>
-  <w:style w:type="paragraph" w:styleId="Heading4">
-    <w:name w:val="heading 4"/>
-    <w:basedOn w:val="Normal"/>
-    <w:next w:val="BodyText"/>
-    <w:link w:val="Heading4Char"/>
-    <w:uiPriority w:val="9"/>
-    <w:semiHidden/>
-    <w:unhideWhenUsed/>
-    <w:qFormat/>
-    <w:rsid w:val="00A10FD9"/>
-    <w:pPr>
-      <w:keepNext/>
-      <w:keepLines/>
-      <w:spacing w:before="80" w:after="40"/>
-      <w:outlineLvl w:val="3"/>
-    </w:pPr>
-    <w:rPr>
-      <w:rFonts w:eastAsiaTheme="majorEastAsia" w:cstheme="majorBidi"/>
-      <w:i/>
-      <w:iCs/>
-      <w:color w:val="0F4761" w:themeColor="accent1" w:themeShade="BF"/>
-    </w:rPr>
-  </w:style>
-  <w:style w:type="paragraph" w:styleId="Heading5">
-    <w:name w:val="heading 5"/>
-    <w:basedOn w:val="Normal"/>
-    <w:next w:val="BodyText"/>
-    <w:link w:val="Heading5Char"/>
-    <w:uiPriority w:val="9"/>
-    <w:semiHidden/>
-    <w:unhideWhenUsed/>
-    <w:qFormat/>
-    <w:rsid w:val="00A10FD9"/>
-    <w:pPr>
-      <w:keepNext/>
-      <w:keepLines/>
-      <w:spacing w:before="80" w:after="40"/>
-      <w:outlineLvl w:val="4"/>
-    </w:pPr>
-    <w:rPr>
-      <w:rFonts w:eastAsiaTheme="majorEastAsia" w:cstheme="majorBidi"/>
-      <w:color w:val="0F4761" w:themeColor="accent1" w:themeShade="BF"/>
-    </w:rPr>
-  </w:style>
-  <w:style w:type="paragraph" w:styleId="Heading6">
-    <w:name w:val="heading 6"/>
-    <w:basedOn w:val="Normal"/>
-    <w:next w:val="BodyText"/>
-    <w:link w:val="Heading6Char"/>
-    <w:uiPriority w:val="9"/>
-    <w:semiHidden/>
-    <w:unhideWhenUsed/>
-    <w:qFormat/>
-    <w:rsid w:val="00A10FD9"/>
-    <w:pPr>
-      <w:keepNext/>
-      <w:keepLines/>
-      <w:spacing w:before="40" w:after="0"/>
-      <w:outlineLvl w:val="5"/>
-    </w:pPr>
-    <w:rPr>
-      <w:rFonts w:eastAsiaTheme="majorEastAsia" w:cstheme="majorBidi"/>
-      <w:i/>
-      <w:iCs/>
-      <w:color w:val="595959" w:themeColor="text1" w:themeTint="A6"/>
-    </w:rPr>
-  </w:style>
-  <w:style w:type="paragraph" w:styleId="Heading7">
-    <w:name w:val="heading 7"/>
-    <w:basedOn w:val="Normal"/>
-    <w:next w:val="BodyText"/>
-    <w:link w:val="Heading7Char"/>
-    <w:uiPriority w:val="9"/>
-    <w:semiHidden/>
-    <w:unhideWhenUsed/>
-    <w:qFormat/>
-    <w:rsid w:val="00A10FD9"/>
-    <w:pPr>
-      <w:keepNext/>
-      <w:keepLines/>
-      <w:spacing w:before="40" w:after="0"/>
-      <w:outlineLvl w:val="6"/>
-    </w:pPr>
-    <w:rPr>
-      <w:rFonts w:eastAsiaTheme="majorEastAsia" w:cstheme="majorBidi"/>
-      <w:color w:val="595959" w:themeColor="text1" w:themeTint="A6"/>
-    </w:rPr>
-  </w:style>
-  <w:style w:type="paragraph" w:styleId="Heading8">
-    <w:name w:val="heading 8"/>
-    <w:basedOn w:val="Normal"/>
-    <w:next w:val="BodyText"/>
-    <w:link w:val="Heading8Char"/>
-    <w:uiPriority w:val="9"/>
-    <w:semiHidden/>
-    <w:unhideWhenUsed/>
-    <w:qFormat/>
-    <w:rsid w:val="00A10FD9"/>
-    <w:pPr>
-      <w:keepNext/>
-      <w:keepLines/>
-      <w:spacing w:after="0"/>
-      <w:outlineLvl w:val="7"/>
-    </w:pPr>
-    <w:rPr>
-      <w:rFonts w:eastAsiaTheme="majorEastAsia" w:cstheme="majorBidi"/>
-      <w:i/>
-      <w:iCs/>
-      <w:color w:val="272727" w:themeColor="text1" w:themeTint="D8"/>
-    </w:rPr>
-  </w:style>
-  <w:style w:type="paragraph" w:styleId="Heading9">
-    <w:name w:val="heading 9"/>
-    <w:basedOn w:val="Normal"/>
-    <w:next w:val="BodyText"/>
-    <w:link w:val="Heading9Char"/>
-    <w:uiPriority w:val="9"/>
-    <w:semiHidden/>
-    <w:unhideWhenUsed/>
-    <w:qFormat/>
-    <w:rsid w:val="00A10FD9"/>
-    <w:pPr>
-      <w:keepNext/>
-      <w:keepLines/>
-      <w:spacing w:after="0"/>
-      <w:outlineLvl w:val="8"/>
-    </w:pPr>
-    <w:rPr>
-      <w:rFonts w:eastAsiaTheme="majorEastAsia" w:cstheme="majorBidi"/>
-      <w:color w:val="272727" w:themeColor="text1" w:themeTint="D8"/>
-    </w:rPr>
-  </w:style>
-  <w:style w:type="character" w:default="1" w:styleId="DefaultParagraphFont">
-    <w:name w:val="Default Paragraph Font"/>
-    <w:uiPriority w:val="1"/>
-    <w:semiHidden/>
-    <w:unhideWhenUsed/>
-  </w:style>
-  <w:style w:type="table" w:default="1" w:styleId="TableNormal">
-    <w:name w:val="Normal Table"/>
-    <w:uiPriority w:val="99"/>
-    <w:semiHidden/>
-    <w:unhideWhenUsed/>
-    <w:tblPr>
-      <w:tblInd w:w="0" w:type="dxa"/>
-      <w:tblCellMar>
-        <w:top w:w="0" w:type="dxa"/>
-        <w:left w:w="108" w:type="dxa"/>
-        <w:bottom w:w="0" w:type="dxa"/>
-        <w:right w:w="108" w:type="dxa"/>
-      </w:tblCellMar>
-    </w:tblPr>
-  </w:style>
-  <w:style w:type="numbering" w:default="1" w:styleId="NoList">
-    <w:name w:val="No List"/>
-    <w:uiPriority w:val="99"/>
-    <w:semiHidden/>
-    <w:unhideWhenUsed/>
-  </w:style>
-  <w:style w:type="paragraph" w:styleId="BodyText">
+  <w:style w:styleId="BodyText" w:type="paragraph">
     <w:name w:val="Body Text"/>
     <w:basedOn w:val="Normal"/>
-    <w:qFormat/>
-    <w:pPr>
-      <w:spacing w:before="180" w:after="180"/>
-    </w:pPr>
-  </w:style>
-  <w:style w:type="paragraph" w:customStyle="1" w:styleId="FirstParagraph">
+    <w:link w:val="BodyTextChar"/>
+    <w:qFormat/>
+    <w:pPr>
+      <w:spacing w:after="180" w:before="180"/>
+    </w:pPr>
+  </w:style>
+  <w:style w:customStyle="1" w:styleId="FirstParagraph" w:type="paragraph">
     <w:name w:val="First Paragraph"/>
     <w:basedOn w:val="BodyText"/>
     <w:next w:val="BodyText"/>
     <w:qFormat/>
   </w:style>
-  <w:style w:type="paragraph" w:customStyle="1" w:styleId="Compact">
+  <w:style w:customStyle="1" w:styleId="Compact" w:type="paragraph">
     <w:name w:val="Compact"/>
     <w:basedOn w:val="BodyText"/>
     <w:qFormat/>
     <w:pPr>
-      <w:spacing w:before="36" w:after="36"/>
-    </w:pPr>
-  </w:style>
-  <w:style w:type="paragraph" w:styleId="Title">
+      <w:spacing w:after="36" w:before="36"/>
+    </w:pPr>
+  </w:style>
+  <w:style w:styleId="Title" w:type="paragraph">
     <w:name w:val="Title"/>
     <w:basedOn w:val="Normal"/>
     <w:next w:val="BodyText"/>
@@ -761,29 +534,29 @@
     <w:qFormat/>
     <w:rsid w:val="00A10FD9"/>
     <w:pPr>
-      <w:spacing w:after="80"/>
+      <w:spacing w:after="80" w:line="240" w:lineRule="auto"/>
       <w:contextualSpacing/>
       <w:jc w:val="center"/>
     </w:pPr>
     <w:rPr>
-      <w:rFonts w:asciiTheme="majorHAnsi" w:eastAsiaTheme="majorEastAsia" w:hAnsiTheme="majorHAnsi" w:cstheme="majorBidi"/>
+      <w:rFonts w:asciiTheme="majorHAnsi" w:cstheme="majorBidi" w:eastAsiaTheme="majorEastAsia" w:hAnsiTheme="majorHAnsi"/>
       <w:sz w:val="56"/>
       <w:szCs w:val="56"/>
     </w:rPr>
   </w:style>
-  <w:style w:type="character" w:customStyle="1" w:styleId="TitleChar">
+  <w:style w:customStyle="1" w:styleId="TitleChar" w:type="character">
     <w:name w:val="Title Char"/>
     <w:basedOn w:val="DefaultParagraphFont"/>
     <w:link w:val="Title"/>
     <w:uiPriority w:val="10"/>
     <w:rsid w:val="00A10FD9"/>
     <w:rPr>
-      <w:rFonts w:asciiTheme="majorHAnsi" w:eastAsiaTheme="majorEastAsia" w:hAnsiTheme="majorHAnsi" w:cstheme="majorBidi"/>
+      <w:rFonts w:asciiTheme="majorHAnsi" w:cstheme="majorBidi" w:eastAsiaTheme="majorEastAsia" w:hAnsiTheme="majorHAnsi"/>
       <w:sz w:val="56"/>
       <w:szCs w:val="56"/>
     </w:rPr>
   </w:style>
-  <w:style w:type="paragraph" w:styleId="Subtitle">
+  <w:style w:styleId="Subtitle" w:type="paragraph">
     <w:name w:val="Subtitle"/>
     <w:basedOn w:val="Title"/>
     <w:next w:val="BodyText"/>
@@ -797,26 +570,27 @@
       </w:numPr>
     </w:pPr>
     <w:rPr>
+      <w:rFonts w:cstheme="majorBidi" w:eastAsiaTheme="majorEastAsia"/>
       <w:spacing w:val="15"/>
       <w:sz w:val="28"/>
       <w:szCs w:val="28"/>
     </w:rPr>
   </w:style>
-  <w:style w:type="character" w:customStyle="1" w:styleId="SubtitleChar">
+  <w:style w:customStyle="1" w:styleId="SubtitleChar" w:type="character">
     <w:name w:val="Subtitle Char"/>
     <w:basedOn w:val="DefaultParagraphFont"/>
     <w:link w:val="Subtitle"/>
     <w:uiPriority w:val="11"/>
     <w:rsid w:val="00A10FD9"/>
     <w:rPr>
-      <w:rFonts w:eastAsiaTheme="majorEastAsia" w:cstheme="majorBidi"/>
-      <w:color w:val="595959" w:themeColor="text1" w:themeTint="A6"/>
+      <w:rFonts w:cstheme="majorBidi" w:eastAsiaTheme="majorEastAsia"/>
+      <w:color w:themeColor="text1" w:themeTint="A6" w:val="595959"/>
       <w:spacing w:val="15"/>
       <w:sz w:val="28"/>
       <w:szCs w:val="28"/>
     </w:rPr>
   </w:style>
-  <w:style w:type="paragraph" w:customStyle="1" w:styleId="Author">
+  <w:style w:customStyle="1" w:styleId="Author" w:type="paragraph">
     <w:name w:val="Author"/>
     <w:basedOn w:val="Title"/>
     <w:next w:val="BodyText"/>
@@ -830,7 +604,7 @@
       <w:szCs w:val="24"/>
     </w:rPr>
   </w:style>
-  <w:style w:type="paragraph" w:styleId="Date">
+  <w:style w:styleId="Date" w:type="paragraph">
     <w:name w:val="Date"/>
     <w:basedOn w:val="Title"/>
     <w:next w:val="BodyText"/>
@@ -844,7 +618,7 @@
       <w:szCs w:val="24"/>
     </w:rPr>
   </w:style>
-  <w:style w:type="paragraph" w:customStyle="1" w:styleId="AbstractTitle">
+  <w:style w:customStyle="1" w:styleId="AbstractTitle" w:type="paragraph">
     <w:name w:val="Abstract Title"/>
     <w:basedOn w:val="Normal"/>
     <w:next w:val="Abstract"/>
@@ -852,7 +626,7 @@
     <w:pPr>
       <w:keepNext/>
       <w:keepLines/>
-      <w:spacing w:before="300" w:after="0"/>
+      <w:spacing w:after="0" w:before="300"/>
       <w:jc w:val="center"/>
     </w:pPr>
     <w:rPr>
@@ -861,7 +635,7 @@
       <w:szCs w:val="20"/>
     </w:rPr>
   </w:style>
-  <w:style w:type="paragraph" w:customStyle="1" w:styleId="Abstract">
+  <w:style w:customStyle="1" w:styleId="Abstract" w:type="paragraph">
     <w:name w:val="Abstract"/>
     <w:basedOn w:val="Normal"/>
     <w:next w:val="BodyText"/>
@@ -869,32 +643,234 @@
     <w:pPr>
       <w:keepNext/>
       <w:keepLines/>
-      <w:spacing w:before="100" w:after="300"/>
+      <w:spacing w:after="300" w:before="100"/>
     </w:pPr>
     <w:rPr>
       <w:sz w:val="20"/>
       <w:szCs w:val="20"/>
     </w:rPr>
   </w:style>
-  <w:style w:type="paragraph" w:styleId="Bibliography">
+  <w:style w:styleId="Bibliography" w:type="paragraph">
     <w:name w:val="Bibliography"/>
     <w:basedOn w:val="Normal"/>
-    <w:qFormat/>
-  </w:style>
-  <w:style w:type="character" w:customStyle="1" w:styleId="Heading1Char">
+    <w:next w:val="Bibliography"/>
+    <w:qFormat/>
+    <w:pPr/>
+    <w:rPr/>
+  </w:style>
+  <w:style w:styleId="Heading1" w:type="paragraph">
+    <w:name w:val="heading 1"/>
+    <w:basedOn w:val="Normal"/>
+    <w:next w:val="BodyText"/>
+    <w:link w:val="Heading1Char"/>
+    <w:uiPriority w:val="9"/>
+    <w:qFormat/>
+    <w:rsid w:val="00A10FD9"/>
+    <w:pPr>
+      <w:keepNext/>
+      <w:keepLines/>
+      <w:spacing w:after="80" w:before="360"/>
+      <w:outlineLvl w:val="0"/>
+    </w:pPr>
+    <w:rPr>
+      <w:rFonts w:asciiTheme="majorHAnsi" w:cstheme="majorBidi" w:eastAsiaTheme="majorEastAsia" w:hAnsiTheme="majorHAnsi"/>
+      <w:color w:themeColor="accent1" w:themeShade="BF" w:val="0F4761"/>
+      <w:sz w:val="40"/>
+      <w:szCs w:val="40"/>
+    </w:rPr>
+  </w:style>
+  <w:style w:styleId="Heading2" w:type="paragraph">
+    <w:name w:val="heading 2"/>
+    <w:basedOn w:val="Normal"/>
+    <w:next w:val="BodyText"/>
+    <w:link w:val="Heading2Char"/>
+    <w:uiPriority w:val="9"/>
+    <w:semiHidden/>
+    <w:unhideWhenUsed/>
+    <w:qFormat/>
+    <w:rsid w:val="00A10FD9"/>
+    <w:pPr>
+      <w:keepNext/>
+      <w:keepLines/>
+      <w:spacing w:after="80" w:before="160"/>
+      <w:outlineLvl w:val="1"/>
+    </w:pPr>
+    <w:rPr>
+      <w:rFonts w:asciiTheme="majorHAnsi" w:cstheme="majorBidi" w:eastAsiaTheme="majorEastAsia" w:hAnsiTheme="majorHAnsi"/>
+      <w:color w:themeColor="accent1" w:themeShade="BF" w:val="0F4761"/>
+      <w:sz w:val="32"/>
+      <w:szCs w:val="32"/>
+    </w:rPr>
+  </w:style>
+  <w:style w:styleId="Heading3" w:type="paragraph">
+    <w:name w:val="heading 3"/>
+    <w:basedOn w:val="Normal"/>
+    <w:next w:val="BodyText"/>
+    <w:link w:val="Heading3Char"/>
+    <w:uiPriority w:val="9"/>
+    <w:semiHidden/>
+    <w:unhideWhenUsed/>
+    <w:qFormat/>
+    <w:rsid w:val="00A10FD9"/>
+    <w:pPr>
+      <w:keepNext/>
+      <w:keepLines/>
+      <w:spacing w:after="80" w:before="160"/>
+      <w:outlineLvl w:val="2"/>
+    </w:pPr>
+    <w:rPr>
+      <w:rFonts w:cstheme="majorBidi" w:eastAsiaTheme="majorEastAsia"/>
+      <w:color w:themeColor="accent1" w:themeShade="BF" w:val="0F4761"/>
+      <w:sz w:val="28"/>
+      <w:szCs w:val="28"/>
+    </w:rPr>
+  </w:style>
+  <w:style w:styleId="Heading4" w:type="paragraph">
+    <w:name w:val="heading 4"/>
+    <w:basedOn w:val="Normal"/>
+    <w:next w:val="BodyText"/>
+    <w:link w:val="Heading4Char"/>
+    <w:uiPriority w:val="9"/>
+    <w:semiHidden/>
+    <w:unhideWhenUsed/>
+    <w:qFormat/>
+    <w:rsid w:val="00A10FD9"/>
+    <w:pPr>
+      <w:keepNext/>
+      <w:keepLines/>
+      <w:spacing w:after="40" w:before="80"/>
+      <w:outlineLvl w:val="3"/>
+    </w:pPr>
+    <w:rPr>
+      <w:rFonts w:cstheme="majorBidi" w:eastAsiaTheme="majorEastAsia"/>
+      <w:i/>
+      <w:iCs/>
+      <w:color w:themeColor="accent1" w:themeShade="BF" w:val="0F4761"/>
+    </w:rPr>
+  </w:style>
+  <w:style w:styleId="Heading5" w:type="paragraph">
+    <w:name w:val="heading 5"/>
+    <w:basedOn w:val="Normal"/>
+    <w:next w:val="BodyText"/>
+    <w:link w:val="Heading5Char"/>
+    <w:uiPriority w:val="9"/>
+    <w:semiHidden/>
+    <w:unhideWhenUsed/>
+    <w:qFormat/>
+    <w:rsid w:val="00A10FD9"/>
+    <w:pPr>
+      <w:keepNext/>
+      <w:keepLines/>
+      <w:spacing w:after="40" w:before="80"/>
+      <w:outlineLvl w:val="4"/>
+    </w:pPr>
+    <w:rPr>
+      <w:rFonts w:cstheme="majorBidi" w:eastAsiaTheme="majorEastAsia"/>
+      <w:color w:themeColor="accent1" w:themeShade="BF" w:val="0F4761"/>
+    </w:rPr>
+  </w:style>
+  <w:style w:styleId="Heading6" w:type="paragraph">
+    <w:name w:val="heading 6"/>
+    <w:basedOn w:val="Normal"/>
+    <w:next w:val="BodyText"/>
+    <w:link w:val="Heading6Char"/>
+    <w:uiPriority w:val="9"/>
+    <w:semiHidden/>
+    <w:unhideWhenUsed/>
+    <w:qFormat/>
+    <w:rsid w:val="00A10FD9"/>
+    <w:pPr>
+      <w:keepNext/>
+      <w:keepLines/>
+      <w:spacing w:after="0" w:before="40"/>
+      <w:outlineLvl w:val="5"/>
+    </w:pPr>
+    <w:rPr>
+      <w:rFonts w:cstheme="majorBidi" w:eastAsiaTheme="majorEastAsia"/>
+      <w:i/>
+      <w:iCs/>
+      <w:color w:themeColor="text1" w:themeTint="A6" w:val="595959"/>
+    </w:rPr>
+  </w:style>
+  <w:style w:styleId="Heading7" w:type="paragraph">
+    <w:name w:val="heading 7"/>
+    <w:basedOn w:val="Normal"/>
+    <w:next w:val="BodyText"/>
+    <w:link w:val="Heading7Char"/>
+    <w:uiPriority w:val="9"/>
+    <w:semiHidden/>
+    <w:unhideWhenUsed/>
+    <w:qFormat/>
+    <w:rsid w:val="00A10FD9"/>
+    <w:pPr>
+      <w:keepNext/>
+      <w:keepLines/>
+      <w:spacing w:after="0" w:before="40"/>
+      <w:outlineLvl w:val="6"/>
+    </w:pPr>
+    <w:rPr>
+      <w:rFonts w:cstheme="majorBidi" w:eastAsiaTheme="majorEastAsia"/>
+      <w:color w:themeColor="text1" w:themeTint="A6" w:val="595959"/>
+    </w:rPr>
+  </w:style>
+  <w:style w:styleId="Heading8" w:type="paragraph">
+    <w:name w:val="heading 8"/>
+    <w:basedOn w:val="Normal"/>
+    <w:next w:val="BodyText"/>
+    <w:link w:val="Heading8Char"/>
+    <w:uiPriority w:val="9"/>
+    <w:semiHidden/>
+    <w:unhideWhenUsed/>
+    <w:qFormat/>
+    <w:rsid w:val="00A10FD9"/>
+    <w:pPr>
+      <w:keepNext/>
+      <w:keepLines/>
+      <w:spacing w:after="0"/>
+      <w:outlineLvl w:val="7"/>
+    </w:pPr>
+    <w:rPr>
+      <w:rFonts w:cstheme="majorBidi" w:eastAsiaTheme="majorEastAsia"/>
+      <w:i/>
+      <w:iCs/>
+      <w:color w:themeColor="text1" w:themeTint="D8" w:val="272727"/>
+    </w:rPr>
+  </w:style>
+  <w:style w:styleId="Heading9" w:type="paragraph">
+    <w:name w:val="heading 9"/>
+    <w:basedOn w:val="Normal"/>
+    <w:next w:val="BodyText"/>
+    <w:link w:val="Heading9Char"/>
+    <w:uiPriority w:val="9"/>
+    <w:semiHidden/>
+    <w:unhideWhenUsed/>
+    <w:qFormat/>
+    <w:rsid w:val="00A10FD9"/>
+    <w:pPr>
+      <w:keepNext/>
+      <w:keepLines/>
+      <w:spacing w:after="0"/>
+      <w:outlineLvl w:val="8"/>
+    </w:pPr>
+    <w:rPr>
+      <w:rFonts w:cstheme="majorBidi" w:eastAsiaTheme="majorEastAsia"/>
+      <w:color w:themeColor="text1" w:themeTint="D8" w:val="272727"/>
+    </w:rPr>
+  </w:style>
+  <w:style w:customStyle="1" w:styleId="Heading1Char" w:type="character">
     <w:name w:val="Heading 1 Char"/>
     <w:basedOn w:val="DefaultParagraphFont"/>
     <w:link w:val="Heading1"/>
     <w:uiPriority w:val="9"/>
     <w:rsid w:val="00A10FD9"/>
     <w:rPr>
-      <w:rFonts w:asciiTheme="majorHAnsi" w:eastAsiaTheme="majorEastAsia" w:hAnsiTheme="majorHAnsi" w:cstheme="majorBidi"/>
-      <w:color w:val="0F4761" w:themeColor="accent1" w:themeShade="BF"/>
+      <w:rFonts w:asciiTheme="majorHAnsi" w:cstheme="majorBidi" w:eastAsiaTheme="majorEastAsia" w:hAnsiTheme="majorHAnsi"/>
+      <w:color w:themeColor="accent1" w:themeShade="BF" w:val="0F4761"/>
       <w:sz w:val="40"/>
       <w:szCs w:val="40"/>
     </w:rPr>
   </w:style>
-  <w:style w:type="character" w:customStyle="1" w:styleId="Heading2Char">
+  <w:style w:customStyle="1" w:styleId="Heading2Char" w:type="character">
     <w:name w:val="Heading 2 Char"/>
     <w:basedOn w:val="DefaultParagraphFont"/>
     <w:link w:val="Heading2"/>
@@ -902,13 +878,13 @@
     <w:semiHidden/>
     <w:rsid w:val="00A10FD9"/>
     <w:rPr>
-      <w:rFonts w:asciiTheme="majorHAnsi" w:eastAsiaTheme="majorEastAsia" w:hAnsiTheme="majorHAnsi" w:cstheme="majorBidi"/>
-      <w:color w:val="0F4761" w:themeColor="accent1" w:themeShade="BF"/>
+      <w:rFonts w:asciiTheme="majorHAnsi" w:cstheme="majorBidi" w:eastAsiaTheme="majorEastAsia" w:hAnsiTheme="majorHAnsi"/>
+      <w:color w:themeColor="accent1" w:themeShade="BF" w:val="0F4761"/>
       <w:sz w:val="32"/>
       <w:szCs w:val="32"/>
     </w:rPr>
   </w:style>
-  <w:style w:type="character" w:customStyle="1" w:styleId="Heading3Char">
+  <w:style w:customStyle="1" w:styleId="Heading3Char" w:type="character">
     <w:name w:val="Heading 3 Char"/>
     <w:basedOn w:val="DefaultParagraphFont"/>
     <w:link w:val="Heading3"/>
@@ -916,13 +892,13 @@
     <w:semiHidden/>
     <w:rsid w:val="00A10FD9"/>
     <w:rPr>
-      <w:rFonts w:eastAsiaTheme="majorEastAsia" w:cstheme="majorBidi"/>
-      <w:color w:val="0F4761" w:themeColor="accent1" w:themeShade="BF"/>
+      <w:rFonts w:cstheme="majorBidi" w:eastAsiaTheme="majorEastAsia"/>
+      <w:color w:themeColor="accent1" w:themeShade="BF" w:val="0F4761"/>
       <w:sz w:val="28"/>
       <w:szCs w:val="28"/>
     </w:rPr>
   </w:style>
-  <w:style w:type="character" w:customStyle="1" w:styleId="Heading4Char">
+  <w:style w:customStyle="1" w:styleId="Heading4Char" w:type="character">
     <w:name w:val="Heading 4 Char"/>
     <w:basedOn w:val="DefaultParagraphFont"/>
     <w:link w:val="Heading4"/>
@@ -930,13 +906,13 @@
     <w:semiHidden/>
     <w:rsid w:val="00A10FD9"/>
     <w:rPr>
-      <w:rFonts w:eastAsiaTheme="majorEastAsia" w:cstheme="majorBidi"/>
+      <w:rFonts w:cstheme="majorBidi" w:eastAsiaTheme="majorEastAsia"/>
       <w:i/>
       <w:iCs/>
-      <w:color w:val="0F4761" w:themeColor="accent1" w:themeShade="BF"/>
-    </w:rPr>
-  </w:style>
-  <w:style w:type="character" w:customStyle="1" w:styleId="Heading5Char">
+      <w:color w:themeColor="accent1" w:themeShade="BF" w:val="0F4761"/>
+    </w:rPr>
+  </w:style>
+  <w:style w:customStyle="1" w:styleId="Heading5Char" w:type="character">
     <w:name w:val="Heading 5 Char"/>
     <w:basedOn w:val="DefaultParagraphFont"/>
     <w:link w:val="Heading5"/>
@@ -944,11 +920,11 @@
     <w:semiHidden/>
     <w:rsid w:val="00A10FD9"/>
     <w:rPr>
-      <w:rFonts w:eastAsiaTheme="majorEastAsia" w:cstheme="majorBidi"/>
-      <w:color w:val="0F4761" w:themeColor="accent1" w:themeShade="BF"/>
-    </w:rPr>
-  </w:style>
-  <w:style w:type="character" w:customStyle="1" w:styleId="Heading6Char">
+      <w:rFonts w:cstheme="majorBidi" w:eastAsiaTheme="majorEastAsia"/>
+      <w:color w:themeColor="accent1" w:themeShade="BF" w:val="0F4761"/>
+    </w:rPr>
+  </w:style>
+  <w:style w:customStyle="1" w:styleId="Heading6Char" w:type="character">
     <w:name w:val="Heading 6 Char"/>
     <w:basedOn w:val="DefaultParagraphFont"/>
     <w:link w:val="Heading6"/>
@@ -956,13 +932,13 @@
     <w:semiHidden/>
     <w:rsid w:val="00A10FD9"/>
     <w:rPr>
-      <w:rFonts w:eastAsiaTheme="majorEastAsia" w:cstheme="majorBidi"/>
+      <w:rFonts w:cstheme="majorBidi" w:eastAsiaTheme="majorEastAsia"/>
       <w:i/>
       <w:iCs/>
-      <w:color w:val="595959" w:themeColor="text1" w:themeTint="A6"/>
-    </w:rPr>
-  </w:style>
-  <w:style w:type="character" w:customStyle="1" w:styleId="Heading7Char">
+      <w:color w:themeColor="text1" w:themeTint="A6" w:val="595959"/>
+    </w:rPr>
+  </w:style>
+  <w:style w:customStyle="1" w:styleId="Heading7Char" w:type="character">
     <w:name w:val="Heading 7 Char"/>
     <w:basedOn w:val="DefaultParagraphFont"/>
     <w:link w:val="Heading7"/>
@@ -970,11 +946,11 @@
     <w:semiHidden/>
     <w:rsid w:val="00A10FD9"/>
     <w:rPr>
-      <w:rFonts w:eastAsiaTheme="majorEastAsia" w:cstheme="majorBidi"/>
-      <w:color w:val="595959" w:themeColor="text1" w:themeTint="A6"/>
-    </w:rPr>
-  </w:style>
-  <w:style w:type="character" w:customStyle="1" w:styleId="Heading8Char">
+      <w:rFonts w:cstheme="majorBidi" w:eastAsiaTheme="majorEastAsia"/>
+      <w:color w:themeColor="text1" w:themeTint="A6" w:val="595959"/>
+    </w:rPr>
+  </w:style>
+  <w:style w:customStyle="1" w:styleId="Heading8Char" w:type="character">
     <w:name w:val="Heading 8 Char"/>
     <w:basedOn w:val="DefaultParagraphFont"/>
     <w:link w:val="Heading8"/>
@@ -982,13 +958,13 @@
     <w:semiHidden/>
     <w:rsid w:val="00A10FD9"/>
     <w:rPr>
-      <w:rFonts w:eastAsiaTheme="majorEastAsia" w:cstheme="majorBidi"/>
+      <w:rFonts w:cstheme="majorBidi" w:eastAsiaTheme="majorEastAsia"/>
       <w:i/>
       <w:iCs/>
-      <w:color w:val="272727" w:themeColor="text1" w:themeTint="D8"/>
-    </w:rPr>
-  </w:style>
-  <w:style w:type="character" w:customStyle="1" w:styleId="Heading9Char">
+      <w:color w:themeColor="text1" w:themeTint="D8" w:val="272727"/>
+    </w:rPr>
+  </w:style>
+  <w:style w:customStyle="1" w:styleId="Heading9Char" w:type="character">
     <w:name w:val="Heading 9 Char"/>
     <w:basedOn w:val="DefaultParagraphFont"/>
     <w:link w:val="Heading9"/>
@@ -996,11 +972,11 @@
     <w:semiHidden/>
     <w:rsid w:val="00A10FD9"/>
     <w:rPr>
-      <w:rFonts w:eastAsiaTheme="majorEastAsia" w:cstheme="majorBidi"/>
-      <w:color w:val="272727" w:themeColor="text1" w:themeTint="D8"/>
-    </w:rPr>
-  </w:style>
-  <w:style w:type="paragraph" w:styleId="BlockText">
+      <w:rFonts w:cstheme="majorBidi" w:eastAsiaTheme="majorEastAsia"/>
+      <w:color w:themeColor="text1" w:themeTint="D8" w:val="272727"/>
+    </w:rPr>
+  </w:style>
+  <w:style w:styleId="BlockText" w:type="paragraph">
     <w:name w:val="Block Text"/>
     <w:basedOn w:val="BodyText"/>
     <w:next w:val="BodyText"/>
@@ -1008,18 +984,19 @@
     <w:unhideWhenUsed/>
     <w:qFormat/>
     <w:pPr>
-      <w:spacing w:before="100" w:after="100"/>
-      <w:ind w:left="480" w:right="480"/>
-    </w:pPr>
-  </w:style>
-  <w:style w:type="paragraph" w:styleId="FootnoteText">
-    <w:name w:val="footnote text"/>
-    <w:basedOn w:val="Normal"/>
+      <w:spacing w:after="100" w:before="100"/>
+      <w:ind w:firstLine="0" w:left="480" w:right="480"/>
+    </w:pPr>
+  </w:style>
+  <w:style w:styleId="FootnoteText" w:type="paragraph">
+    <w:name w:val="Footnote Text"/>
+    <w:basedOn w:val="Normal"/>
+    <w:next w:val="FootnoteText"/>
     <w:uiPriority w:val="9"/>
     <w:unhideWhenUsed/>
     <w:qFormat/>
   </w:style>
-  <w:style w:type="paragraph" w:customStyle="1" w:styleId="FootnoteBlockText">
+  <w:style w:styleId="FootnoteBlockText" w:type="paragraph">
     <w:name w:val="Footnote Block Text"/>
     <w:basedOn w:val="FootnoteText"/>
     <w:next w:val="FootnoteText"/>
@@ -1027,35 +1004,40 @@
     <w:unhideWhenUsed/>
     <w:qFormat/>
     <w:pPr>
-      <w:spacing w:before="100" w:after="100"/>
-      <w:ind w:left="480" w:right="480"/>
-    </w:pPr>
-  </w:style>
-  <w:style w:type="table" w:customStyle="1" w:styleId="Table">
+      <w:spacing w:after="100" w:before="100"/>
+      <w:ind w:firstLine="0" w:left="480" w:right="480"/>
+    </w:pPr>
+  </w:style>
+  <w:style w:default="1" w:styleId="DefaultParagraphFont" w:type="character">
+    <w:name w:val="Default Paragraph Font"/>
+    <w:semiHidden/>
+    <w:unhideWhenUsed/>
+  </w:style>
+  <w:style w:default="1" w:styleId="Table" w:type="table">
     <w:name w:val="Table"/>
+    <w:basedOn w:val="TableNormal"/>
     <w:semiHidden/>
     <w:unhideWhenUsed/>
     <w:qFormat/>
     <w:tblPr>
-      <w:tblInd w:w="0" w:type="dxa"/>
+      <w:tblInd w:type="dxa" w:w="0"/>
       <w:tblCellMar>
-        <w:top w:w="0" w:type="dxa"/>
-        <w:left w:w="108" w:type="dxa"/>
-        <w:bottom w:w="0" w:type="dxa"/>
-        <w:right w:w="108" w:type="dxa"/>
+        <w:top w:type="dxa" w:w="0"/>
+        <w:left w:type="dxa" w:w="108"/>
+        <w:bottom w:type="dxa" w:w="0"/>
+        <w:right w:type="dxa" w:w="108"/>
       </w:tblCellMar>
     </w:tblPr>
     <w:tblStylePr w:type="firstRow">
-      <w:tblPr/>
       <w:tcPr>
         <w:tcBorders>
-          <w:bottom w:val="single" w:sz="0" w:space="0" w:color="auto"/>
+          <w:bottom w:val="single"/>
         </w:tcBorders>
         <w:vAlign w:val="bottom"/>
       </w:tcPr>
     </w:tblStylePr>
   </w:style>
-  <w:style w:type="paragraph" w:customStyle="1" w:styleId="DefinitionTerm">
+  <w:style w:customStyle="1" w:styleId="DefinitionTerm" w:type="paragraph">
     <w:name w:val="Definition Term"/>
     <w:basedOn w:val="Normal"/>
     <w:next w:val="Definition"/>
@@ -1068,76 +1050,75 @@
       <w:b/>
     </w:rPr>
   </w:style>
-  <w:style w:type="paragraph" w:customStyle="1" w:styleId="Definition">
+  <w:style w:customStyle="1" w:styleId="Definition" w:type="paragraph">
     <w:name w:val="Definition"/>
     <w:basedOn w:val="Normal"/>
   </w:style>
-  <w:style w:type="paragraph" w:styleId="Caption">
-    <w:name w:val="caption"/>
-    <w:basedOn w:val="Normal"/>
-    <w:link w:val="CaptionChar"/>
-    <w:pPr>
-      <w:spacing w:after="120"/>
+  <w:style w:styleId="Caption" w:type="paragraph">
+    <w:name w:val="Caption"/>
+    <w:basedOn w:val="Normal"/>
+    <w:link w:val="BodyTextChar"/>
+    <w:pPr>
+      <w:spacing w:after="120" w:before="0"/>
     </w:pPr>
     <w:rPr>
       <w:i/>
     </w:rPr>
   </w:style>
-  <w:style w:type="paragraph" w:customStyle="1" w:styleId="TableCaption">
+  <w:style w:customStyle="1" w:styleId="TableCaption" w:type="paragraph">
     <w:name w:val="Table Caption"/>
     <w:basedOn w:val="Caption"/>
     <w:pPr>
       <w:keepNext/>
     </w:pPr>
   </w:style>
-  <w:style w:type="paragraph" w:customStyle="1" w:styleId="ImageCaption">
+  <w:style w:customStyle="1" w:styleId="ImageCaption" w:type="paragraph">
     <w:name w:val="Image Caption"/>
     <w:basedOn w:val="Caption"/>
   </w:style>
-  <w:style w:type="paragraph" w:customStyle="1" w:styleId="Figure">
+  <w:style w:customStyle="1" w:styleId="Figure" w:type="paragraph">
     <w:name w:val="Figure"/>
     <w:basedOn w:val="Normal"/>
   </w:style>
-  <w:style w:type="paragraph" w:customStyle="1" w:styleId="CaptionedFigure">
+  <w:style w:customStyle="1" w:styleId="CaptionedFigure" w:type="paragraph">
     <w:name w:val="Captioned Figure"/>
     <w:basedOn w:val="Figure"/>
     <w:pPr>
       <w:keepNext/>
     </w:pPr>
   </w:style>
-  <w:style w:type="character" w:customStyle="1" w:styleId="CaptionChar">
-    <w:name w:val="Caption Char"/>
+  <w:style w:customStyle="1" w:styleId="BodyTextChar" w:type="character">
+    <w:name w:val="Body Text Char"/>
     <w:basedOn w:val="DefaultParagraphFont"/>
-    <w:link w:val="Caption"/>
-  </w:style>
-  <w:style w:type="character" w:customStyle="1" w:styleId="VerbatimChar">
+    <w:link w:val="BodyText"/>
+  </w:style>
+  <w:style w:customStyle="1" w:styleId="VerbatimChar" w:type="character">
     <w:name w:val="Verbatim Char"/>
-    <w:basedOn w:val="CaptionChar"/>
-    <w:link w:val="SourceCode"/>
+    <w:basedOn w:val="BodyTextChar"/>
     <w:rPr>
       <w:rFonts w:ascii="Consolas" w:hAnsi="Consolas"/>
       <w:sz w:val="22"/>
     </w:rPr>
   </w:style>
-  <w:style w:type="character" w:customStyle="1" w:styleId="SectionNumber">
+  <w:style w:customStyle="1" w:styleId="SectionNumber" w:type="character">
     <w:name w:val="Section Number"/>
-    <w:basedOn w:val="CaptionChar"/>
-  </w:style>
-  <w:style w:type="character" w:styleId="FootnoteReference">
-    <w:name w:val="footnote reference"/>
-    <w:basedOn w:val="CaptionChar"/>
+    <w:basedOn w:val="BodyTextChar"/>
+  </w:style>
+  <w:style w:styleId="FootnoteReference" w:type="character">
+    <w:name w:val="Footnote Reference"/>
+    <w:basedOn w:val="BodyTextChar"/>
     <w:rPr>
       <w:vertAlign w:val="superscript"/>
     </w:rPr>
   </w:style>
-  <w:style w:type="character" w:styleId="Hyperlink">
+  <w:style w:styleId="Hyperlink" w:type="character">
     <w:name w:val="Hyperlink"/>
-    <w:basedOn w:val="CaptionChar"/>
-    <w:rPr>
-      <w:color w:val="156082" w:themeColor="accent1"/>
-    </w:rPr>
-  </w:style>
-  <w:style w:type="paragraph" w:styleId="TOCHeading">
+    <w:basedOn w:val="BodyTextChar"/>
+    <w:rPr>
+      <w:color w:themeColor="accent1" w:val="4F81BD"/>
+    </w:rPr>
+  </w:style>
+  <w:style w:styleId="TOCHeading" w:type="paragraph">
     <w:name w:val="TOC Heading"/>
     <w:basedOn w:val="Heading1"/>
     <w:next w:val="BodyText"/>
@@ -1148,305 +1129,246 @@
       <w:spacing w:before="240" w:line="259" w:lineRule="auto"/>
       <w:outlineLvl w:val="9"/>
     </w:pPr>
+    <w:rPr>
+      <w:rFonts w:asciiTheme="majorHAnsi" w:cstheme="majorBidi" w:eastAsiaTheme="majorEastAsia" w:hAnsiTheme="majorHAnsi"/>
+      <w:b w:val="0"/>
+      <w:bCs w:val="0"/>
+      <w:color w:themeColor="accent1" w:themeShade="BF" w:val="365F91"/>
+    </w:rPr>
   </w:style>
   <w:style w:type="paragraph" w:customStyle="1" w:styleId="SourceCode">
     <w:name w:val="Source Code"/>
     <w:basedOn w:val="Normal"/>
     <w:link w:val="VerbatimChar"/>
     <w:pPr>
-      <w:wordWrap w:val="0"/>
+      <w:wordWrap w:val="off"/>
     </w:pPr>
   </w:style>
   <w:style w:type="character" w:customStyle="1" w:styleId="KeywordTok">
     <w:name w:val="KeywordTok"/>
     <w:basedOn w:val="VerbatimChar"/>
     <w:rPr>
-      <w:rFonts w:ascii="Consolas" w:hAnsi="Consolas"/>
       <w:b/>
       <w:color w:val="007020"/>
-      <w:sz w:val="22"/>
     </w:rPr>
   </w:style>
   <w:style w:type="character" w:customStyle="1" w:styleId="DataTypeTok">
     <w:name w:val="DataTypeTok"/>
     <w:basedOn w:val="VerbatimChar"/>
     <w:rPr>
-      <w:rFonts w:ascii="Consolas" w:hAnsi="Consolas"/>
       <w:color w:val="902000"/>
-      <w:sz w:val="22"/>
     </w:rPr>
   </w:style>
   <w:style w:type="character" w:customStyle="1" w:styleId="DecValTok">
     <w:name w:val="DecValTok"/>
     <w:basedOn w:val="VerbatimChar"/>
     <w:rPr>
-      <w:rFonts w:ascii="Consolas" w:hAnsi="Consolas"/>
-      <w:color w:val="40A070"/>
-      <w:sz w:val="22"/>
+      <w:color w:val="40a070"/>
     </w:rPr>
   </w:style>
   <w:style w:type="character" w:customStyle="1" w:styleId="BaseNTok">
     <w:name w:val="BaseNTok"/>
     <w:basedOn w:val="VerbatimChar"/>
     <w:rPr>
-      <w:rFonts w:ascii="Consolas" w:hAnsi="Consolas"/>
-      <w:color w:val="40A070"/>
-      <w:sz w:val="22"/>
+      <w:color w:val="40a070"/>
     </w:rPr>
   </w:style>
   <w:style w:type="character" w:customStyle="1" w:styleId="FloatTok">
     <w:name w:val="FloatTok"/>
     <w:basedOn w:val="VerbatimChar"/>
     <w:rPr>
-      <w:rFonts w:ascii="Consolas" w:hAnsi="Consolas"/>
-      <w:color w:val="40A070"/>
-      <w:sz w:val="22"/>
+      <w:color w:val="40a070"/>
     </w:rPr>
   </w:style>
   <w:style w:type="character" w:customStyle="1" w:styleId="ConstantTok">
     <w:name w:val="ConstantTok"/>
     <w:basedOn w:val="VerbatimChar"/>
     <w:rPr>
-      <w:rFonts w:ascii="Consolas" w:hAnsi="Consolas"/>
       <w:color w:val="880000"/>
-      <w:sz w:val="22"/>
     </w:rPr>
   </w:style>
   <w:style w:type="character" w:customStyle="1" w:styleId="CharTok">
     <w:name w:val="CharTok"/>
     <w:basedOn w:val="VerbatimChar"/>
     <w:rPr>
-      <w:rFonts w:ascii="Consolas" w:hAnsi="Consolas"/>
-      <w:color w:val="4070A0"/>
-      <w:sz w:val="22"/>
+      <w:color w:val="4070a0"/>
     </w:rPr>
   </w:style>
   <w:style w:type="character" w:customStyle="1" w:styleId="SpecialCharTok">
     <w:name w:val="SpecialCharTok"/>
     <w:basedOn w:val="VerbatimChar"/>
     <w:rPr>
-      <w:rFonts w:ascii="Consolas" w:hAnsi="Consolas"/>
-      <w:color w:val="4070A0"/>
-      <w:sz w:val="22"/>
+      <w:color w:val="4070a0"/>
     </w:rPr>
   </w:style>
   <w:style w:type="character" w:customStyle="1" w:styleId="StringTok">
     <w:name w:val="StringTok"/>
     <w:basedOn w:val="VerbatimChar"/>
     <w:rPr>
-      <w:rFonts w:ascii="Consolas" w:hAnsi="Consolas"/>
-      <w:color w:val="4070A0"/>
-      <w:sz w:val="22"/>
+      <w:color w:val="4070a0"/>
     </w:rPr>
   </w:style>
   <w:style w:type="character" w:customStyle="1" w:styleId="VerbatimStringTok">
     <w:name w:val="VerbatimStringTok"/>
     <w:basedOn w:val="VerbatimChar"/>
     <w:rPr>
-      <w:rFonts w:ascii="Consolas" w:hAnsi="Consolas"/>
-      <w:color w:val="4070A0"/>
-      <w:sz w:val="22"/>
+      <w:color w:val="4070a0"/>
     </w:rPr>
   </w:style>
   <w:style w:type="character" w:customStyle="1" w:styleId="SpecialStringTok">
     <w:name w:val="SpecialStringTok"/>
     <w:basedOn w:val="VerbatimChar"/>
     <w:rPr>
-      <w:rFonts w:ascii="Consolas" w:hAnsi="Consolas"/>
-      <w:color w:val="BB6688"/>
-      <w:sz w:val="22"/>
+      <w:color w:val="bb6688"/>
     </w:rPr>
   </w:style>
   <w:style w:type="character" w:customStyle="1" w:styleId="ImportTok">
     <w:name w:val="ImportTok"/>
     <w:basedOn w:val="VerbatimChar"/>
     <w:rPr>
-      <w:rFonts w:ascii="Consolas" w:hAnsi="Consolas"/>
       <w:b/>
       <w:color w:val="008000"/>
-      <w:sz w:val="22"/>
     </w:rPr>
   </w:style>
   <w:style w:type="character" w:customStyle="1" w:styleId="CommentTok">
     <w:name w:val="CommentTok"/>
     <w:basedOn w:val="VerbatimChar"/>
     <w:rPr>
-      <w:rFonts w:ascii="Consolas" w:hAnsi="Consolas"/>
       <w:i/>
-      <w:color w:val="60A0B0"/>
-      <w:sz w:val="22"/>
+      <w:color w:val="60a0b0"/>
     </w:rPr>
   </w:style>
   <w:style w:type="character" w:customStyle="1" w:styleId="DocumentationTok">
     <w:name w:val="DocumentationTok"/>
     <w:basedOn w:val="VerbatimChar"/>
     <w:rPr>
-      <w:rFonts w:ascii="Consolas" w:hAnsi="Consolas"/>
       <w:i/>
-      <w:color w:val="BA2121"/>
-      <w:sz w:val="22"/>
+      <w:color w:val="ba2121"/>
     </w:rPr>
   </w:style>
   <w:style w:type="character" w:customStyle="1" w:styleId="AnnotationTok">
     <w:name w:val="AnnotationTok"/>
     <w:basedOn w:val="VerbatimChar"/>
     <w:rPr>
-      <w:rFonts w:ascii="Consolas" w:hAnsi="Consolas"/>
       <w:b/>
       <w:i/>
-      <w:color w:val="60A0B0"/>
-      <w:sz w:val="22"/>
+      <w:color w:val="60a0b0"/>
     </w:rPr>
   </w:style>
   <w:style w:type="character" w:customStyle="1" w:styleId="CommentVarTok">
     <w:name w:val="CommentVarTok"/>
     <w:basedOn w:val="VerbatimChar"/>
     <w:rPr>
-      <w:rFonts w:ascii="Consolas" w:hAnsi="Consolas"/>
       <w:b/>
       <w:i/>
-      <w:color w:val="60A0B0"/>
-      <w:sz w:val="22"/>
+      <w:color w:val="60a0b0"/>
     </w:rPr>
   </w:style>
   <w:style w:type="character" w:customStyle="1" w:styleId="OtherTok">
     <w:name w:val="OtherTok"/>
     <w:basedOn w:val="VerbatimChar"/>
     <w:rPr>
-      <w:rFonts w:ascii="Consolas" w:hAnsi="Consolas"/>
       <w:color w:val="007020"/>
-      <w:sz w:val="22"/>
     </w:rPr>
   </w:style>
   <w:style w:type="character" w:customStyle="1" w:styleId="FunctionTok">
     <w:name w:val="FunctionTok"/>
     <w:basedOn w:val="VerbatimChar"/>
     <w:rPr>
-      <w:rFonts w:ascii="Consolas" w:hAnsi="Consolas"/>
-      <w:color w:val="06287E"/>
-      <w:sz w:val="22"/>
+      <w:color w:val="06287e"/>
     </w:rPr>
   </w:style>
   <w:style w:type="character" w:customStyle="1" w:styleId="VariableTok">
     <w:name w:val="VariableTok"/>
     <w:basedOn w:val="VerbatimChar"/>
     <w:rPr>
-      <w:rFonts w:ascii="Consolas" w:hAnsi="Consolas"/>
-      <w:color w:val="19177C"/>
-      <w:sz w:val="22"/>
+      <w:color w:val="19177c"/>
     </w:rPr>
   </w:style>
   <w:style w:type="character" w:customStyle="1" w:styleId="ControlFlowTok">
     <w:name w:val="ControlFlowTok"/>
     <w:basedOn w:val="VerbatimChar"/>
     <w:rPr>
-      <w:rFonts w:ascii="Consolas" w:hAnsi="Consolas"/>
       <w:b/>
       <w:color w:val="007020"/>
-      <w:sz w:val="22"/>
     </w:rPr>
   </w:style>
   <w:style w:type="character" w:customStyle="1" w:styleId="OperatorTok">
     <w:name w:val="OperatorTok"/>
     <w:basedOn w:val="VerbatimChar"/>
     <w:rPr>
-      <w:rFonts w:ascii="Consolas" w:hAnsi="Consolas"/>
       <w:color w:val="666666"/>
-      <w:sz w:val="22"/>
     </w:rPr>
   </w:style>
   <w:style w:type="character" w:customStyle="1" w:styleId="BuiltInTok">
     <w:name w:val="BuiltInTok"/>
     <w:basedOn w:val="VerbatimChar"/>
     <w:rPr>
-      <w:rFonts w:ascii="Consolas" w:hAnsi="Consolas"/>
       <w:color w:val="008000"/>
-      <w:sz w:val="22"/>
     </w:rPr>
   </w:style>
   <w:style w:type="character" w:customStyle="1" w:styleId="ExtensionTok">
     <w:name w:val="ExtensionTok"/>
     <w:basedOn w:val="VerbatimChar"/>
-    <w:rPr>
-      <w:rFonts w:ascii="Consolas" w:hAnsi="Consolas"/>
-      <w:sz w:val="22"/>
-    </w:rPr>
+    <w:rPr/>
   </w:style>
   <w:style w:type="character" w:customStyle="1" w:styleId="PreprocessorTok">
     <w:name w:val="PreprocessorTok"/>
     <w:basedOn w:val="VerbatimChar"/>
     <w:rPr>
-      <w:rFonts w:ascii="Consolas" w:hAnsi="Consolas"/>
-      <w:color w:val="BC7A00"/>
-      <w:sz w:val="22"/>
+      <w:color w:val="bc7a00"/>
     </w:rPr>
   </w:style>
   <w:style w:type="character" w:customStyle="1" w:styleId="AttributeTok">
     <w:name w:val="AttributeTok"/>
     <w:basedOn w:val="VerbatimChar"/>
     <w:rPr>
-      <w:rFonts w:ascii="Consolas" w:hAnsi="Consolas"/>
-      <w:color w:val="7D9029"/>
-      <w:sz w:val="22"/>
+      <w:color w:val="7d9029"/>
     </w:rPr>
   </w:style>
   <w:style w:type="character" w:customStyle="1" w:styleId="RegionMarkerTok">
     <w:name w:val="RegionMarkerTok"/>
     <w:basedOn w:val="VerbatimChar"/>
-    <w:rPr>
-      <w:rFonts w:ascii="Consolas" w:hAnsi="Consolas"/>
-      <w:sz w:val="22"/>
-    </w:rPr>
+    <w:rPr/>
   </w:style>
   <w:style w:type="character" w:customStyle="1" w:styleId="InformationTok">
     <w:name w:val="InformationTok"/>
     <w:basedOn w:val="VerbatimChar"/>
     <w:rPr>
-      <w:rFonts w:ascii="Consolas" w:hAnsi="Consolas"/>
       <w:b/>
       <w:i/>
-      <w:color w:val="60A0B0"/>
-      <w:sz w:val="22"/>
+      <w:color w:val="60a0b0"/>
     </w:rPr>
   </w:style>
   <w:style w:type="character" w:customStyle="1" w:styleId="WarningTok">
     <w:name w:val="WarningTok"/>
     <w:basedOn w:val="VerbatimChar"/>
     <w:rPr>
-      <w:rFonts w:ascii="Consolas" w:hAnsi="Consolas"/>
       <w:b/>
       <w:i/>
-      <w:color w:val="60A0B0"/>
-      <w:sz w:val="22"/>
+      <w:color w:val="60a0b0"/>
     </w:rPr>
   </w:style>
   <w:style w:type="character" w:customStyle="1" w:styleId="AlertTok">
     <w:name w:val="AlertTok"/>
     <w:basedOn w:val="VerbatimChar"/>
     <w:rPr>
-      <w:rFonts w:ascii="Consolas" w:hAnsi="Consolas"/>
       <w:b/>
-      <w:color w:val="FF0000"/>
-      <w:sz w:val="22"/>
+      <w:color w:val="ff0000"/>
     </w:rPr>
   </w:style>
   <w:style w:type="character" w:customStyle="1" w:styleId="ErrorTok">
     <w:name w:val="ErrorTok"/>
     <w:basedOn w:val="VerbatimChar"/>
     <w:rPr>
-      <w:rFonts w:ascii="Consolas" w:hAnsi="Consolas"/>
       <w:b/>
-      <w:color w:val="FF0000"/>
-      <w:sz w:val="22"/>
+      <w:color w:val="ff0000"/>
     </w:rPr>
   </w:style>
   <w:style w:type="character" w:customStyle="1" w:styleId="NormalTok">
     <w:name w:val="NormalTok"/>
     <w:basedOn w:val="VerbatimChar"/>
-    <w:rPr>
-      <w:rFonts w:ascii="Consolas" w:hAnsi="Consolas"/>
-      <w:sz w:val="22"/>
-    </w:rPr>
+    <w:rPr/>
   </w:style>
 </w:styles>
 </file>
